--- a/docs/Preprint-Walsh-Dosing-Constants-2026-08-26.docx
+++ b/docs/Preprint-Walsh-Dosing-Constants-2026-08-26.docx
@@ -197,13 +197,19 @@
         <w:t xml:space="preserve"> </w:t>
       </w:r>
       <w:r>
-        <w:t xml:space="preserve">mg/dL over four hours. The shape of the relationship is recoverable and its</w:t>
-      </w:r>
-      <w:r>
-        <w:t xml:space="preserve"> </w:t>
-      </w:r>
-      <w:r>
-        <w:t xml:space="preserve">level is not.</w:t>
+        <w:t xml:space="preserve">mg/dL over four hours. Neither the level of measured sensitivity nor its scaling</w:t>
+      </w:r>
+      <w:r>
+        <w:t xml:space="preserve"> </w:t>
+      </w:r>
+      <w:r>
+        <w:t xml:space="preserve">with daily dose is recoverable from these data once an algorithm is delivering</w:t>
+      </w:r>
+      <w:r>
+        <w:t xml:space="preserve"> </w:t>
+      </w:r>
+      <w:r>
+        <w:t xml:space="preserve">insulin, because the bias is cohort-specific rather than a common multiplier.</w:t>
       </w:r>
     </w:p>
     <w:bookmarkStart w:id="9" w:name="introduction"/>
@@ -5448,31 +5454,622 @@
         <w:pStyle w:val="BodyText"/>
       </w:pPr>
       <w:r>
-        <w:t xml:space="preserve">One property of the relationship does survive, because a common multiplier cannot</w:t>
-      </w:r>
-      <w:r>
-        <w:t xml:space="preserve"> </w:t>
-      </w:r>
-      <w:r>
-        <w:t xml:space="preserve">alter a slope. The measured constant does not drift with daily dose: the slope of</w:t>
-      </w:r>
-      <w:r>
-        <w:t xml:space="preserve"> </w:t>
-      </w:r>
-      <w:r>
-        <w:t xml:space="preserve">the measured constant on daily dose was +0.106 with an interval of -0.026 to</w:t>
-      </w:r>
-      <w:r>
-        <w:t xml:space="preserve"> </w:t>
-      </w:r>
-      <w:r>
-        <w:t xml:space="preserve">+0.241. A single constant does fit across the range of daily doses sampled, which</w:t>
-      </w:r>
-      <w:r>
-        <w:t xml:space="preserve"> </w:t>
-      </w:r>
-      <w:r>
-        <w:t xml:space="preserve">is the component of Walsh’s claim these data can adjudicate.</w:t>
+        <w:t xml:space="preserve">It is tempting to argue that the scaling survives even where the level does not,</w:t>
+      </w:r>
+      <w:r>
+        <w:t xml:space="preserve"> </w:t>
+      </w:r>
+      <w:r>
+        <w:t xml:space="preserve">on the grounds that a multiplier common to everyone cannot alter a slope. Pooled</w:t>
+      </w:r>
+      <w:r>
+        <w:t xml:space="preserve"> </w:t>
+      </w:r>
+      <w:r>
+        <w:t xml:space="preserve">across cohorts the measured constant appeared not to drift with daily dose, at a</w:t>
+      </w:r>
+      <w:r>
+        <w:t xml:space="preserve"> </w:t>
+      </w:r>
+      <w:r>
+        <w:t xml:space="preserve">slope of +0.107 with an interval of -0.024 to +0.240, and an earlier version of</w:t>
+      </w:r>
+      <w:r>
+        <w:t xml:space="preserve"> </w:t>
+      </w:r>
+      <w:r>
+        <w:t xml:space="preserve">this analysis reported that as evidence that one constant fits the whole dose</w:t>
+      </w:r>
+      <w:r>
+        <w:t xml:space="preserve"> </w:t>
+      </w:r>
+      <w:r>
+        <w:t xml:space="preserve">range.</w:t>
+      </w:r>
+    </w:p>
+    <w:p>
+      <w:pPr>
+        <w:pStyle w:val="BodyText"/>
+      </w:pPr>
+      <w:r>
+        <w:t xml:space="preserve">That argument does not hold here, for two reasons. The pooled estimate was fitted</w:t>
+      </w:r>
+      <w:r>
+        <w:t xml:space="preserve"> </w:t>
+      </w:r>
+      <w:r>
+        <w:t xml:space="preserve">only to the 1,182 people of 1,660 whose measured sensitivity came out above zero,</w:t>
+      </w:r>
+      <w:r>
+        <w:t xml:space="preserve"> </w:t>
+      </w:r>
+      <w:r>
+        <w:t xml:space="preserve">which is selection on the outcome, and within-cohort estimates disagree with the</w:t>
+      </w:r>
+      <w:r>
+        <w:t xml:space="preserve"> </w:t>
+      </w:r>
+      <w:r>
+        <w:t xml:space="preserve">pooled one and with each other.</w:t>
+      </w:r>
+    </w:p>
+    <w:tbl>
+      <w:tblPr>
+        <w:tblStyle w:val="Table"/>
+        <w:tblW w:type="pct" w:w="5000"/>
+        <w:tblLayout w:type="fixed"/>
+        <w:tblLook w:firstRow="1" w:lastRow="0" w:firstColumn="0" w:lastColumn="0" w:noHBand="0" w:noVBand="0" w:val="0020"/>
+      </w:tblPr>
+      <w:tblGrid>
+        <w:gridCol w:w="1320"/>
+        <w:gridCol w:w="1320"/>
+        <w:gridCol w:w="1320"/>
+        <w:gridCol w:w="1320"/>
+        <w:gridCol w:w="1320"/>
+        <w:gridCol w:w="1320"/>
+      </w:tblGrid>
+      <w:tr>
+        <w:trPr>
+          <w:tblHeader w:val="on"/>
+        </w:trPr>
+        <w:tc>
+          <w:tcPr/>
+          <w:p>
+            <w:pPr>
+              <w:pStyle w:val="Compact"/>
+            </w:pPr>
+            <w:r>
+              <w:t xml:space="preserve">Cohort</w:t>
+            </w:r>
+          </w:p>
+        </w:tc>
+        <w:tc>
+          <w:tcPr/>
+          <w:p>
+            <w:pPr>
+              <w:pStyle w:val="Compact"/>
+            </w:pPr>
+            <w:r>
+              <w:t xml:space="preserve">n</w:t>
+            </w:r>
+          </w:p>
+        </w:tc>
+        <w:tc>
+          <w:tcPr/>
+          <w:p>
+            <w:pPr>
+              <w:pStyle w:val="Compact"/>
+            </w:pPr>
+            <w:r>
+              <w:t xml:space="preserve">Median TDD, U</w:t>
+            </w:r>
+          </w:p>
+        </w:tc>
+        <w:tc>
+          <w:tcPr/>
+          <w:p>
+            <w:pPr>
+              <w:pStyle w:val="Compact"/>
+            </w:pPr>
+            <w:r>
+              <w:t xml:space="preserve">Measured constant</w:t>
+            </w:r>
+          </w:p>
+        </w:tc>
+        <w:tc>
+          <w:tcPr/>
+          <w:p>
+            <w:pPr>
+              <w:pStyle w:val="Compact"/>
+            </w:pPr>
+            <w:r>
+              <w:t xml:space="preserve">Slope on daily dose</w:t>
+            </w:r>
+          </w:p>
+        </w:tc>
+        <w:tc>
+          <w:tcPr/>
+          <w:p>
+            <w:pPr>
+              <w:pStyle w:val="Compact"/>
+            </w:pPr>
+            <w:r>
+              <w:t xml:space="preserve">95% CI</w:t>
+            </w:r>
+          </w:p>
+        </w:tc>
+      </w:tr>
+      <w:tr>
+        <w:tc>
+          <w:tcPr/>
+          <w:p>
+            <w:pPr>
+              <w:pStyle w:val="Compact"/>
+            </w:pPr>
+            <w:r>
+              <w:t xml:space="preserve">REPLACE-BG</w:t>
+            </w:r>
+          </w:p>
+        </w:tc>
+        <w:tc>
+          <w:tcPr/>
+          <w:p>
+            <w:pPr>
+              <w:pStyle w:val="Compact"/>
+            </w:pPr>
+            <w:r>
+              <w:t xml:space="preserve">138</w:t>
+            </w:r>
+          </w:p>
+        </w:tc>
+        <w:tc>
+          <w:tcPr/>
+          <w:p>
+            <w:pPr>
+              <w:pStyle w:val="Compact"/>
+            </w:pPr>
+            <w:r>
+              <w:t xml:space="preserve">41.3</w:t>
+            </w:r>
+          </w:p>
+        </w:tc>
+        <w:tc>
+          <w:tcPr/>
+          <w:p>
+            <w:pPr>
+              <w:pStyle w:val="Compact"/>
+            </w:pPr>
+            <w:r>
+              <w:t xml:space="preserve">358</w:t>
+            </w:r>
+          </w:p>
+        </w:tc>
+        <w:tc>
+          <w:tcPr/>
+          <w:p>
+            <w:pPr>
+              <w:pStyle w:val="Compact"/>
+            </w:pPr>
+            <w:r>
+              <w:t xml:space="preserve">-0.053</w:t>
+            </w:r>
+          </w:p>
+        </w:tc>
+        <w:tc>
+          <w:tcPr/>
+          <w:p>
+            <w:pPr>
+              <w:pStyle w:val="Compact"/>
+            </w:pPr>
+            <w:r>
+              <w:t xml:space="preserve">-0.607 to +0.459</w:t>
+            </w:r>
+          </w:p>
+        </w:tc>
+      </w:tr>
+      <w:tr>
+        <w:tc>
+          <w:tcPr/>
+          <w:p>
+            <w:pPr>
+              <w:pStyle w:val="Compact"/>
+            </w:pPr>
+            <w:r>
+              <w:t xml:space="preserve">DCLP3</w:t>
+            </w:r>
+          </w:p>
+        </w:tc>
+        <w:tc>
+          <w:tcPr/>
+          <w:p>
+            <w:pPr>
+              <w:pStyle w:val="Compact"/>
+            </w:pPr>
+            <w:r>
+              <w:t xml:space="preserve">61</w:t>
+            </w:r>
+          </w:p>
+        </w:tc>
+        <w:tc>
+          <w:tcPr/>
+          <w:p>
+            <w:pPr>
+              <w:pStyle w:val="Compact"/>
+            </w:pPr>
+            <w:r>
+              <w:t xml:space="preserve">55.5</w:t>
+            </w:r>
+          </w:p>
+        </w:tc>
+        <w:tc>
+          <w:tcPr/>
+          <w:p>
+            <w:pPr>
+              <w:pStyle w:val="Compact"/>
+            </w:pPr>
+            <w:r>
+              <w:t xml:space="preserve">225</w:t>
+            </w:r>
+          </w:p>
+        </w:tc>
+        <w:tc>
+          <w:tcPr/>
+          <w:p>
+            <w:pPr>
+              <w:pStyle w:val="Compact"/>
+            </w:pPr>
+            <w:r>
+              <w:t xml:space="preserve">+0.127</w:t>
+            </w:r>
+          </w:p>
+        </w:tc>
+        <w:tc>
+          <w:tcPr/>
+          <w:p>
+            <w:pPr>
+              <w:pStyle w:val="Compact"/>
+            </w:pPr>
+            <w:r>
+              <w:t xml:space="preserve">-0.355 to +0.628</w:t>
+            </w:r>
+          </w:p>
+        </w:tc>
+      </w:tr>
+      <w:tr>
+        <w:tc>
+          <w:tcPr/>
+          <w:p>
+            <w:pPr>
+              <w:pStyle w:val="Compact"/>
+            </w:pPr>
+            <w:r>
+              <w:t xml:space="preserve">DCLP5</w:t>
+            </w:r>
+          </w:p>
+        </w:tc>
+        <w:tc>
+          <w:tcPr/>
+          <w:p>
+            <w:pPr>
+              <w:pStyle w:val="Compact"/>
+            </w:pPr>
+            <w:r>
+              <w:t xml:space="preserve">53</w:t>
+            </w:r>
+          </w:p>
+        </w:tc>
+        <w:tc>
+          <w:tcPr/>
+          <w:p>
+            <w:pPr>
+              <w:pStyle w:val="Compact"/>
+            </w:pPr>
+            <w:r>
+              <w:t xml:space="preserve">39.0</w:t>
+            </w:r>
+          </w:p>
+        </w:tc>
+        <w:tc>
+          <w:tcPr/>
+          <w:p>
+            <w:pPr>
+              <w:pStyle w:val="Compact"/>
+            </w:pPr>
+            <w:r>
+              <w:t xml:space="preserve">366</w:t>
+            </w:r>
+          </w:p>
+        </w:tc>
+        <w:tc>
+          <w:tcPr/>
+          <w:p>
+            <w:pPr>
+              <w:pStyle w:val="Compact"/>
+            </w:pPr>
+            <w:r>
+              <w:t xml:space="preserve">+0.323</w:t>
+            </w:r>
+          </w:p>
+        </w:tc>
+        <w:tc>
+          <w:tcPr/>
+          <w:p>
+            <w:pPr>
+              <w:pStyle w:val="Compact"/>
+            </w:pPr>
+            <w:r>
+              <w:t xml:space="preserve">-0.205 to +0.860</w:t>
+            </w:r>
+          </w:p>
+        </w:tc>
+      </w:tr>
+      <w:tr>
+        <w:tc>
+          <w:tcPr/>
+          <w:p>
+            <w:pPr>
+              <w:pStyle w:val="Compact"/>
+            </w:pPr>
+            <w:r>
+              <w:t xml:space="preserve">PEDAP</w:t>
+            </w:r>
+          </w:p>
+        </w:tc>
+        <w:tc>
+          <w:tcPr/>
+          <w:p>
+            <w:pPr>
+              <w:pStyle w:val="Compact"/>
+            </w:pPr>
+            <w:r>
+              <w:t xml:space="preserve">44</w:t>
+            </w:r>
+          </w:p>
+        </w:tc>
+        <w:tc>
+          <w:tcPr/>
+          <w:p>
+            <w:pPr>
+              <w:pStyle w:val="Compact"/>
+            </w:pPr>
+            <w:r>
+              <w:t xml:space="preserve">13.6</w:t>
+            </w:r>
+          </w:p>
+        </w:tc>
+        <w:tc>
+          <w:tcPr/>
+          <w:p>
+            <w:pPr>
+              <w:pStyle w:val="Compact"/>
+            </w:pPr>
+            <w:r>
+              <w:t xml:space="preserve">164</w:t>
+            </w:r>
+          </w:p>
+        </w:tc>
+        <w:tc>
+          <w:tcPr/>
+          <w:p>
+            <w:pPr>
+              <w:pStyle w:val="Compact"/>
+            </w:pPr>
+            <w:r>
+              <w:t xml:space="preserve">+0.155</w:t>
+            </w:r>
+          </w:p>
+        </w:tc>
+        <w:tc>
+          <w:tcPr/>
+          <w:p>
+            <w:pPr>
+              <w:pStyle w:val="Compact"/>
+            </w:pPr>
+            <w:r>
+              <w:t xml:space="preserve">-0.762 to +1.111</w:t>
+            </w:r>
+          </w:p>
+        </w:tc>
+      </w:tr>
+      <w:tr>
+        <w:tc>
+          <w:tcPr/>
+          <w:p>
+            <w:pPr>
+              <w:pStyle w:val="Compact"/>
+            </w:pPr>
+            <w:r>
+              <w:t xml:space="preserve">IOBP2</w:t>
+            </w:r>
+          </w:p>
+        </w:tc>
+        <w:tc>
+          <w:tcPr/>
+          <w:p>
+            <w:pPr>
+              <w:pStyle w:val="Compact"/>
+            </w:pPr>
+            <w:r>
+              <w:t xml:space="preserve">226</w:t>
+            </w:r>
+          </w:p>
+        </w:tc>
+        <w:tc>
+          <w:tcPr/>
+          <w:p>
+            <w:pPr>
+              <w:pStyle w:val="Compact"/>
+            </w:pPr>
+            <w:r>
+              <w:t xml:space="preserve">48.8</w:t>
+            </w:r>
+          </w:p>
+        </w:tc>
+        <w:tc>
+          <w:tcPr/>
+          <w:p>
+            <w:pPr>
+              <w:pStyle w:val="Compact"/>
+            </w:pPr>
+            <w:r>
+              <w:t xml:space="preserve">177</w:t>
+            </w:r>
+          </w:p>
+        </w:tc>
+        <w:tc>
+          <w:tcPr/>
+          <w:p>
+            <w:pPr>
+              <w:pStyle w:val="Compact"/>
+            </w:pPr>
+            <w:r>
+              <w:t xml:space="preserve">-0.014</w:t>
+            </w:r>
+          </w:p>
+        </w:tc>
+        <w:tc>
+          <w:tcPr/>
+          <w:p>
+            <w:pPr>
+              <w:pStyle w:val="Compact"/>
+            </w:pPr>
+            <w:r>
+              <w:t xml:space="preserve">-0.401 to +0.371</w:t>
+            </w:r>
+          </w:p>
+        </w:tc>
+      </w:tr>
+      <w:tr>
+        <w:tc>
+          <w:tcPr/>
+          <w:p>
+            <w:pPr>
+              <w:pStyle w:val="Compact"/>
+            </w:pPr>
+            <w:r>
+              <w:t xml:space="preserve">Loop</w:t>
+            </w:r>
+          </w:p>
+        </w:tc>
+        <w:tc>
+          <w:tcPr/>
+          <w:p>
+            <w:pPr>
+              <w:pStyle w:val="Compact"/>
+            </w:pPr>
+            <w:r>
+              <w:t xml:space="preserve">660</w:t>
+            </w:r>
+          </w:p>
+        </w:tc>
+        <w:tc>
+          <w:tcPr/>
+          <w:p>
+            <w:pPr>
+              <w:pStyle w:val="Compact"/>
+            </w:pPr>
+            <w:r>
+              <w:t xml:space="preserve">38.5</w:t>
+            </w:r>
+          </w:p>
+        </w:tc>
+        <w:tc>
+          <w:tcPr/>
+          <w:p>
+            <w:pPr>
+              <w:pStyle w:val="Compact"/>
+            </w:pPr>
+            <w:r>
+              <w:t xml:space="preserve">266</w:t>
+            </w:r>
+          </w:p>
+        </w:tc>
+        <w:tc>
+          <w:tcPr/>
+          <w:p>
+            <w:pPr>
+              <w:pStyle w:val="Compact"/>
+            </w:pPr>
+            <w:r>
+              <w:t xml:space="preserve">+0.245</w:t>
+            </w:r>
+          </w:p>
+        </w:tc>
+        <w:tc>
+          <w:tcPr/>
+          <w:p>
+            <w:pPr>
+              <w:pStyle w:val="Compact"/>
+            </w:pPr>
+            <w:r>
+              <w:t xml:space="preserve">+0.083 to +0.411</w:t>
+            </w:r>
+          </w:p>
+        </w:tc>
+      </w:tr>
+    </w:tbl>
+    <w:p>
+      <w:pPr>
+        <w:pStyle w:val="BodyText"/>
+      </w:pPr>
+      <w:r>
+        <w:t xml:space="preserve">The measured constant ranges from 164 to 366 between cohorts, a factor of 2.2, and</w:t>
+      </w:r>
+      <w:r>
+        <w:t xml:space="preserve"> </w:t>
+      </w:r>
+      <w:r>
+        <w:t xml:space="preserve">the ordering bears no relation to the endogeneity measure above. In the largest</w:t>
+      </w:r>
+      <w:r>
+        <w:t xml:space="preserve"> </w:t>
+      </w:r>
+      <w:r>
+        <w:t xml:space="preserve">cohort the slope is +0.245 and its interval excludes zero. The pooled interval</w:t>
+      </w:r>
+      <w:r>
+        <w:t xml:space="preserve"> </w:t>
+      </w:r>
+      <w:r>
+        <w:t xml:space="preserve">covers zero only by averaging cohorts whose slopes run from -0.05 to +0.32.</w:t>
+      </w:r>
+    </w:p>
+    <w:p>
+      <w:pPr>
+        <w:pStyle w:val="BodyText"/>
+      </w:pPr>
+      <w:r>
+        <w:t xml:space="preserve">The multiplier is therefore not common. The bias documented in this section</w:t>
+      </w:r>
+      <w:r>
+        <w:t xml:space="preserve"> </w:t>
+      </w:r>
+      <w:r>
+        <w:t xml:space="preserve">differs by cohort, cohorts differ in median daily dose by a factor of four, and</w:t>
+      </w:r>
+      <w:r>
+        <w:t xml:space="preserve"> </w:t>
+      </w:r>
+      <w:r>
+        <w:t xml:space="preserve">that difference maps directly onto the axis the slope is measured along. This is</w:t>
+      </w:r>
+      <w:r>
+        <w:t xml:space="preserve"> </w:t>
+      </w:r>
+      <w:r>
+        <w:t xml:space="preserve">the same composition artefact identified earlier in this paper for entered</w:t>
+      </w:r>
+      <w:r>
+        <w:t xml:space="preserve"> </w:t>
+      </w:r>
+      <w:r>
+        <w:t xml:space="preserve">settings, arising here in the author’s own measured analysis. These data do not</w:t>
+      </w:r>
+      <w:r>
+        <w:t xml:space="preserve"> </w:t>
+      </w:r>
+      <w:r>
+        <w:t xml:space="preserve">adjudicate whether one sensitivity constant fits across the range of daily doses.</w:t>
       </w:r>
     </w:p>
     <w:bookmarkEnd w:id="25"/>
@@ -5499,43 +6096,93 @@
         <w:pStyle w:val="BodyText"/>
       </w:pPr>
       <w:r>
-        <w:t xml:space="preserve">The first concerns method. An inverse-proportional relationship between</w:t>
-      </w:r>
-      <w:r>
-        <w:t xml:space="preserve"> </w:t>
-      </w:r>
-      <w:r>
-        <w:t xml:space="preserve">sensitivity and daily dose can be manufactured by pooling age groups that differ</w:t>
-      </w:r>
-      <w:r>
-        <w:t xml:space="preserve"> </w:t>
-      </w:r>
-      <w:r>
-        <w:t xml:space="preserve">in level, and in this corpus it was: the pooled slope of -0.98 became -0.73 in the</w:t>
-      </w:r>
-      <w:r>
-        <w:t xml:space="preserve"> </w:t>
-      </w:r>
-      <w:r>
-        <w:t xml:space="preserve">same people restricted to adults, and 51% of the pooled sample was under 18. Any</w:t>
-      </w:r>
-      <w:r>
-        <w:t xml:space="preserve"> </w:t>
-      </w:r>
-      <w:r>
-        <w:t xml:space="preserve">validation of a dose-derived constant performed on a cohort of mixed age is</w:t>
-      </w:r>
-      <w:r>
-        <w:t xml:space="preserve"> </w:t>
-      </w:r>
-      <w:r>
-        <w:t xml:space="preserve">therefore weak evidence for the functional form, and the direction of the artefact</w:t>
-      </w:r>
-      <w:r>
-        <w:t xml:space="preserve"> </w:t>
-      </w:r>
-      <w:r>
-        <w:t xml:space="preserve">is toward confirmation. This applies to the author’s earlier work.</w:t>
+        <w:t xml:space="preserve">The first concerns method, and it arose twice in this work. An</w:t>
+      </w:r>
+      <w:r>
+        <w:t xml:space="preserve"> </w:t>
+      </w:r>
+      <w:r>
+        <w:t xml:space="preserve">inverse-proportional relationship between sensitivity and daily dose can be</w:t>
+      </w:r>
+      <w:r>
+        <w:t xml:space="preserve"> </w:t>
+      </w:r>
+      <w:r>
+        <w:t xml:space="preserve">manufactured by pooling groups that differ in level, and in this corpus it was:</w:t>
+      </w:r>
+      <w:r>
+        <w:t xml:space="preserve"> </w:t>
+      </w:r>
+      <w:r>
+        <w:t xml:space="preserve">the pooled slope of -0.98 became -0.73 in the same people restricted to adults,</w:t>
+      </w:r>
+      <w:r>
+        <w:t xml:space="preserve"> </w:t>
+      </w:r>
+      <w:r>
+        <w:t xml:space="preserve">with 51% of the pooled sample under 18. Any validation of a dose-derived constant</w:t>
+      </w:r>
+      <w:r>
+        <w:t xml:space="preserve"> </w:t>
+      </w:r>
+      <w:r>
+        <w:t xml:space="preserve">performed on a cohort of mixed age is therefore weak evidence for the functional</w:t>
+      </w:r>
+      <w:r>
+        <w:t xml:space="preserve"> </w:t>
+      </w:r>
+      <w:r>
+        <w:t xml:space="preserve">form, and the direction of the artefact is toward confirmation.</w:t>
+      </w:r>
+    </w:p>
+    <w:p>
+      <w:pPr>
+        <w:pStyle w:val="BodyText"/>
+      </w:pPr>
+      <w:r>
+        <w:t xml:space="preserve">The same artefact then appeared in the measured analysis, where the author</w:t>
+      </w:r>
+      <w:r>
+        <w:t xml:space="preserve"> </w:t>
+      </w:r>
+      <w:r>
+        <w:t xml:space="preserve">initially reported a pooled slope near zero as evidence that one constant fits the</w:t>
+      </w:r>
+      <w:r>
+        <w:t xml:space="preserve"> </w:t>
+      </w:r>
+      <w:r>
+        <w:t xml:space="preserve">whole dose range. It does not survive stratification either. Within-cohort slopes</w:t>
+      </w:r>
+      <w:r>
+        <w:t xml:space="preserve"> </w:t>
+      </w:r>
+      <w:r>
+        <w:t xml:space="preserve">run from -0.05 to +0.32, the largest cohort excludes zero at +0.245, and the</w:t>
+      </w:r>
+      <w:r>
+        <w:t xml:space="preserve"> </w:t>
+      </w:r>
+      <w:r>
+        <w:t xml:space="preserve">measured constant itself varies between cohorts by a factor of 2.2. Pooling</w:t>
+      </w:r>
+      <w:r>
+        <w:t xml:space="preserve"> </w:t>
+      </w:r>
+      <w:r>
+        <w:t xml:space="preserve">estimates whose bias differs by group, across groups that differ in the exposure,</w:t>
+      </w:r>
+      <w:r>
+        <w:t xml:space="preserve"> </w:t>
+      </w:r>
+      <w:r>
+        <w:t xml:space="preserve">reproduces the error in a second place. This applies to the author’s earlier work</w:t>
+      </w:r>
+      <w:r>
+        <w:t xml:space="preserve"> </w:t>
+      </w:r>
+      <w:r>
+        <w:t xml:space="preserve">and to an earlier draft of the present paper.</w:t>
       </w:r>
     </w:p>
     <w:p>
@@ -5791,6 +6438,44 @@
         <w:pStyle w:val="BodyText"/>
       </w:pPr>
       <w:r>
+        <w:t xml:space="preserve">The measured sensitivity estimator returns a value at or below zero for 29% of</w:t>
+      </w:r>
+      <w:r>
+        <w:t xml:space="preserve"> </w:t>
+      </w:r>
+      <w:r>
+        <w:t xml:space="preserve">people, 478 of 1,660, and any analysis restricted to positive values is selecting</w:t>
+      </w:r>
+      <w:r>
+        <w:t xml:space="preserve"> </w:t>
+      </w:r>
+      <w:r>
+        <w:t xml:space="preserve">on the outcome. Survival of that filter is close to independent of daily dose, at</w:t>
+      </w:r>
+      <w:r>
+        <w:t xml:space="preserve"> </w:t>
+      </w:r>
+      <w:r>
+        <w:t xml:space="preserve">Spearman +0.042 with p = 0.084, so it does not by itself generate a spurious</w:t>
+      </w:r>
+      <w:r>
+        <w:t xml:space="preserve"> </w:t>
+      </w:r>
+      <w:r>
+        <w:t xml:space="preserve">scaling. It does mean the surviving group is not a random sample of the cohort,</w:t>
+      </w:r>
+      <w:r>
+        <w:t xml:space="preserve"> </w:t>
+      </w:r>
+      <w:r>
+        <w:t xml:space="preserve">and the pooled estimates in the measured section should be read with that in mind.</w:t>
+      </w:r>
+    </w:p>
+    <w:p>
+      <w:pPr>
+        <w:pStyle w:val="BodyText"/>
+      </w:pPr>
+      <w:r>
         <w:t xml:space="preserve">Insulin action is reconstructed rather than observed. For the Loop cohort the</w:t>
       </w:r>
       <w:r>
@@ -5909,25 +6594,37 @@
         <w:t xml:space="preserve"> </w:t>
       </w:r>
       <w:r>
-        <w:t xml:space="preserve">form is not supported once age is held constant. A single constant across the</w:t>
-      </w:r>
-      <w:r>
-        <w:t xml:space="preserve"> </w:t>
-      </w:r>
-      <w:r>
-        <w:t xml:space="preserve">range of daily doses is supported. The level of a person’s sensitivity is</w:t>
-      </w:r>
-      <w:r>
-        <w:t xml:space="preserve"> </w:t>
-      </w:r>
-      <w:r>
-        <w:t xml:space="preserve">recoverable from entered settings and, on this evidence, not from observational</w:t>
-      </w:r>
-      <w:r>
-        <w:t xml:space="preserve"> </w:t>
-      </w:r>
-      <w:r>
-        <w:t xml:space="preserve">device data once an algorithm is delivering insulin.</w:t>
+        <w:t xml:space="preserve">form is not supported once age is held constant. Whether one constant fits across</w:t>
+      </w:r>
+      <w:r>
+        <w:t xml:space="preserve"> </w:t>
+      </w:r>
+      <w:r>
+        <w:t xml:space="preserve">the range of daily doses is not settled by this work: the measured estimator</w:t>
+      </w:r>
+      <w:r>
+        <w:t xml:space="preserve"> </w:t>
+      </w:r>
+      <w:r>
+        <w:t xml:space="preserve">carries a bias that differs by cohort, and cohorts differ in daily dose, so its</w:t>
+      </w:r>
+      <w:r>
+        <w:t xml:space="preserve"> </w:t>
+      </w:r>
+      <w:r>
+        <w:t xml:space="preserve">apparent scaling cannot be separated from its composition. The level of a person’s</w:t>
+      </w:r>
+      <w:r>
+        <w:t xml:space="preserve"> </w:t>
+      </w:r>
+      <w:r>
+        <w:t xml:space="preserve">sensitivity is recoverable from entered settings and, on this evidence, not from</w:t>
+      </w:r>
+      <w:r>
+        <w:t xml:space="preserve"> </w:t>
+      </w:r>
+      <w:r>
+        <w:t xml:space="preserve">observational device data once an algorithm is delivering insulin.</w:t>
       </w:r>
     </w:p>
     <w:bookmarkEnd w:id="29"/>

--- a/docs/Preprint-Walsh-Dosing-Constants-2026-08-26.docx
+++ b/docs/Preprint-Walsh-Dosing-Constants-2026-08-26.docx
@@ -197,19 +197,37 @@
         <w:t xml:space="preserve"> </w:t>
       </w:r>
       <w:r>
-        <w:t xml:space="preserve">mg/dL over four hours. Neither the level of measured sensitivity nor its scaling</w:t>
-      </w:r>
-      <w:r>
-        <w:t xml:space="preserve"> </w:t>
-      </w:r>
-      <w:r>
-        <w:t xml:space="preserve">with daily dose is recoverable from these data once an algorithm is delivering</w:t>
-      </w:r>
-      <w:r>
-        <w:t xml:space="preserve"> </w:t>
-      </w:r>
-      <w:r>
-        <w:t xml:space="preserve">insulin, because the bias is cohort-specific rather than a common multiplier.</w:t>
+        <w:t xml:space="preserve">mg/dL over four hours. Fitting ISF = K / TDD^b to predict the overnight fall on</w:t>
+      </w:r>
+      <w:r>
+        <w:t xml:space="preserve"> </w:t>
+      </w:r>
+      <w:r>
+        <w:t xml:space="preserve">held-out periods gave K = 880 (844 to 918) at Walsh’s exponent of 1.0 across</w:t>
+      </w:r>
+      <w:r>
+        <w:t xml:space="preserve"> </w:t>
+      </w:r>
+      <w:r>
+        <w:t xml:space="preserve">1,613 people, which is 46% of the entered constant and is a marginal rather than</w:t>
+      </w:r>
+      <w:r>
+        <w:t xml:space="preserve"> </w:t>
+      </w:r>
+      <w:r>
+        <w:t xml:space="preserve">a total quantity. The constant at that exponent spans 423 to 1433 between</w:t>
+      </w:r>
+      <w:r>
+        <w:t xml:space="preserve"> </w:t>
+      </w:r>
+      <w:r>
+        <w:t xml:space="preserve">cohorts and the best-fitting exponent spans 0.50 to 1.10, so a single universal</w:t>
+      </w:r>
+      <w:r>
+        <w:t xml:space="preserve"> </w:t>
+      </w:r>
+      <w:r>
+        <w:t xml:space="preserve">constant is not supported.</w:t>
       </w:r>
     </w:p>
     <w:bookmarkStart w:id="9" w:name="introduction"/>
@@ -1775,7 +1793,7 @@
     </w:p>
     <w:bookmarkEnd w:id="17"/>
     <w:bookmarkEnd w:id="18"/>
-    <w:bookmarkStart w:id="26" w:name="results"/>
+    <w:bookmarkStart w:id="28" w:name="results"/>
     <w:p>
       <w:pPr>
         <w:pStyle w:val="Heading1"/>
@@ -5449,68 +5467,96 @@
         <w:t xml:space="preserve">cohorts.</w:t>
       </w:r>
     </w:p>
+    <w:bookmarkEnd w:id="25"/>
+    <w:bookmarkStart w:id="26" w:name="X057c38acdec262b0aec50fa67bc766348285d02"/>
+    <w:p>
+      <w:pPr>
+        <w:pStyle w:val="Heading2"/>
+      </w:pPr>
+      <w:r>
+        <w:t xml:space="preserve">The constant fitted from observed response</w:t>
+      </w:r>
+    </w:p>
+    <w:p>
+      <w:pPr>
+        <w:pStyle w:val="FirstParagraph"/>
+      </w:pPr>
+      <w:r>
+        <w:t xml:space="preserve">The matched estimator above answers a narrow question, whether one additional unit</w:t>
+      </w:r>
+      <w:r>
+        <w:t xml:space="preserve"> </w:t>
+      </w:r>
+      <w:r>
+        <w:t xml:space="preserve">can be shown to have done something, and under an algorithm it cannot. That is a</w:t>
+      </w:r>
+      <w:r>
+        <w:t xml:space="preserve"> </w:t>
+      </w:r>
+      <w:r>
+        <w:t xml:space="preserve">property of that contrast rather than of the data. A constant can still be fitted,</w:t>
+      </w:r>
+      <w:r>
+        <w:t xml:space="preserve"> </w:t>
+      </w:r>
+      <w:r>
+        <w:t xml:space="preserve">by asking which law of the form ISF = K / TDD^b best predicts the overnight fall on</w:t>
+      </w:r>
+      <w:r>
+        <w:t xml:space="preserve"> </w:t>
+      </w:r>
+      <w:r>
+        <w:t xml:space="preserve">periods the fit never saw. Every person receives their own intercept, since</w:t>
+      </w:r>
+      <w:r>
+        <w:t xml:space="preserve"> </w:t>
+      </w:r>
+      <w:r>
+        <w:t xml:space="preserve">overnight most insulin is basal offsetting hepatic glucose output and no</w:t>
+      </w:r>
+      <w:r>
+        <w:t xml:space="preserve"> </w:t>
+      </w:r>
+      <w:r>
+        <w:t xml:space="preserve">sensitivity factor should be asked to carry that. Scoring is a per-person 70/30</w:t>
+      </w:r>
+      <w:r>
+        <w:t xml:space="preserve"> </w:t>
+      </w:r>
+      <w:r>
+        <w:t xml:space="preserve">split in time with median absolute error on the held-out tail.</w:t>
+      </w:r>
+    </w:p>
     <w:p>
       <w:pPr>
         <w:pStyle w:val="BodyText"/>
       </w:pPr>
       <w:r>
-        <w:t xml:space="preserve">It is tempting to argue that the scaling survives even where the level does not,</w:t>
-      </w:r>
-      <w:r>
-        <w:t xml:space="preserve"> </w:t>
-      </w:r>
-      <w:r>
-        <w:t xml:space="preserve">on the grounds that a multiplier common to everyone cannot alter a slope. Pooled</w:t>
-      </w:r>
-      <w:r>
-        <w:t xml:space="preserve"> </w:t>
-      </w:r>
-      <w:r>
-        <w:t xml:space="preserve">across cohorts the measured constant appeared not to drift with daily dose, at a</w:t>
-      </w:r>
-      <w:r>
-        <w:t xml:space="preserve"> </w:t>
-      </w:r>
-      <w:r>
-        <w:t xml:space="preserve">slope of +0.107 with an interval of -0.024 to +0.240, and an earlier version of</w:t>
-      </w:r>
-      <w:r>
-        <w:t xml:space="preserve"> </w:t>
-      </w:r>
-      <w:r>
-        <w:t xml:space="preserve">this analysis reported that as evidence that one constant fits the whole dose</w:t>
-      </w:r>
-      <w:r>
-        <w:t xml:space="preserve"> </w:t>
-      </w:r>
-      <w:r>
-        <w:t xml:space="preserve">range.</w:t>
-      </w:r>
-    </w:p>
-    <w:p>
-      <w:pPr>
-        <w:pStyle w:val="BodyText"/>
-      </w:pPr>
-      <w:r>
-        <w:t xml:space="preserve">That argument does not hold here, for two reasons. The pooled estimate was fitted</w:t>
-      </w:r>
-      <w:r>
-        <w:t xml:space="preserve"> </w:t>
-      </w:r>
-      <w:r>
-        <w:t xml:space="preserve">only to the 1,182 people of 1,660 whose measured sensitivity came out above zero,</w:t>
-      </w:r>
-      <w:r>
-        <w:t xml:space="preserve"> </w:t>
-      </w:r>
-      <w:r>
-        <w:t xml:space="preserve">which is selection on the outcome, and within-cohort estimates disagree with the</w:t>
-      </w:r>
-      <w:r>
-        <w:t xml:space="preserve"> </w:t>
-      </w:r>
-      <w:r>
-        <w:t xml:space="preserve">pooled one and with each other.</w:t>
+        <w:t xml:space="preserve">Across 1,613 people the constant at Walsh’s exponent of 1.0 was 880 (95% CI 844 to</w:t>
+      </w:r>
+      <w:r>
+        <w:t xml:space="preserve"> </w:t>
+      </w:r>
+      <w:r>
+        <w:t xml:space="preserve">918) with a held-out error of 23.41 mg/dL. The best-fitting exponent was 0.90 with</w:t>
+      </w:r>
+      <w:r>
+        <w:t xml:space="preserve"> </w:t>
+      </w:r>
+      <w:r>
+        <w:t xml:space="preserve">a constant of 616 and an error of 23.39 mg/dL. Walsh’s inverse-proportional form</w:t>
+      </w:r>
+      <w:r>
+        <w:t xml:space="preserve"> </w:t>
+      </w:r>
+      <w:r>
+        <w:t xml:space="preserve">therefore costs 0.02 mg/dL against the best fit in this corpus, which is no</w:t>
+      </w:r>
+      <w:r>
+        <w:t xml:space="preserve"> </w:t>
+      </w:r>
+      <w:r>
+        <w:t xml:space="preserve">meaningful penalty, and the form can be retained.</w:t>
       </w:r>
     </w:p>
     <w:tbl>
@@ -5550,51 +5596,51 @@
               <w:pStyle w:val="Compact"/>
             </w:pPr>
             <w:r>
-              <w:t xml:space="preserve">n</w:t>
-            </w:r>
-          </w:p>
-        </w:tc>
-        <w:tc>
-          <w:tcPr/>
-          <w:p>
-            <w:pPr>
-              <w:pStyle w:val="Compact"/>
-            </w:pPr>
-            <w:r>
-              <w:t xml:space="preserve">Median TDD, U</w:t>
-            </w:r>
-          </w:p>
-        </w:tc>
-        <w:tc>
-          <w:tcPr/>
-          <w:p>
-            <w:pPr>
-              <w:pStyle w:val="Compact"/>
-            </w:pPr>
-            <w:r>
-              <w:t xml:space="preserve">Measured constant</w:t>
-            </w:r>
-          </w:p>
-        </w:tc>
-        <w:tc>
-          <w:tcPr/>
-          <w:p>
-            <w:pPr>
-              <w:pStyle w:val="Compact"/>
-            </w:pPr>
-            <w:r>
-              <w:t xml:space="preserve">Slope on daily dose</w:t>
-            </w:r>
-          </w:p>
-        </w:tc>
-        <w:tc>
-          <w:tcPr/>
-          <w:p>
-            <w:pPr>
-              <w:pStyle w:val="Compact"/>
-            </w:pPr>
-            <w:r>
-              <w:t xml:space="preserve">95% CI</w:t>
+              <w:t xml:space="preserve">People</w:t>
+            </w:r>
+          </w:p>
+        </w:tc>
+        <w:tc>
+          <w:tcPr/>
+          <w:p>
+            <w:pPr>
+              <w:pStyle w:val="Compact"/>
+            </w:pPr>
+            <w:r>
+              <w:t xml:space="preserve">Best exponent</w:t>
+            </w:r>
+          </w:p>
+        </w:tc>
+        <w:tc>
+          <w:tcPr/>
+          <w:p>
+            <w:pPr>
+              <w:pStyle w:val="Compact"/>
+            </w:pPr>
+            <w:r>
+              <w:t xml:space="preserve">Constant there</w:t>
+            </w:r>
+          </w:p>
+        </w:tc>
+        <w:tc>
+          <w:tcPr/>
+          <w:p>
+            <w:pPr>
+              <w:pStyle w:val="Compact"/>
+            </w:pPr>
+            <w:r>
+              <w:t xml:space="preserve">Constant at b = 1</w:t>
+            </w:r>
+          </w:p>
+        </w:tc>
+        <w:tc>
+          <w:tcPr/>
+          <w:p>
+            <w:pPr>
+              <w:pStyle w:val="Compact"/>
+            </w:pPr>
+            <w:r>
+              <w:t xml:space="preserve">Held-out MAE</w:t>
             </w:r>
           </w:p>
         </w:tc>
@@ -5607,62 +5653,62 @@
               <w:pStyle w:val="Compact"/>
             </w:pPr>
             <w:r>
-              <w:t xml:space="preserve">REPLACE-BG</w:t>
-            </w:r>
-          </w:p>
-        </w:tc>
-        <w:tc>
-          <w:tcPr/>
-          <w:p>
-            <w:pPr>
-              <w:pStyle w:val="Compact"/>
-            </w:pPr>
-            <w:r>
-              <w:t xml:space="preserve">138</w:t>
-            </w:r>
-          </w:p>
-        </w:tc>
-        <w:tc>
-          <w:tcPr/>
-          <w:p>
-            <w:pPr>
-              <w:pStyle w:val="Compact"/>
-            </w:pPr>
-            <w:r>
-              <w:t xml:space="preserve">41.3</w:t>
-            </w:r>
-          </w:p>
-        </w:tc>
-        <w:tc>
-          <w:tcPr/>
-          <w:p>
-            <w:pPr>
-              <w:pStyle w:val="Compact"/>
-            </w:pPr>
-            <w:r>
-              <w:t xml:space="preserve">358</w:t>
-            </w:r>
-          </w:p>
-        </w:tc>
-        <w:tc>
-          <w:tcPr/>
-          <w:p>
-            <w:pPr>
-              <w:pStyle w:val="Compact"/>
-            </w:pPr>
-            <w:r>
-              <w:t xml:space="preserve">-0.053</w:t>
-            </w:r>
-          </w:p>
-        </w:tc>
-        <w:tc>
-          <w:tcPr/>
-          <w:p>
-            <w:pPr>
-              <w:pStyle w:val="Compact"/>
-            </w:pPr>
-            <w:r>
-              <w:t xml:space="preserve">-0.607 to +0.459</w:t>
+              <w:t xml:space="preserve">Loop</w:t>
+            </w:r>
+          </w:p>
+        </w:tc>
+        <w:tc>
+          <w:tcPr/>
+          <w:p>
+            <w:pPr>
+              <w:pStyle w:val="Compact"/>
+            </w:pPr>
+            <w:r>
+              <w:t xml:space="preserve">796</w:t>
+            </w:r>
+          </w:p>
+        </w:tc>
+        <w:tc>
+          <w:tcPr/>
+          <w:p>
+            <w:pPr>
+              <w:pStyle w:val="Compact"/>
+            </w:pPr>
+            <w:r>
+              <w:t xml:space="preserve">0.80</w:t>
+            </w:r>
+          </w:p>
+        </w:tc>
+        <w:tc>
+          <w:tcPr/>
+          <w:p>
+            <w:pPr>
+              <w:pStyle w:val="Compact"/>
+            </w:pPr>
+            <w:r>
+              <w:t xml:space="preserve">384</w:t>
+            </w:r>
+          </w:p>
+        </w:tc>
+        <w:tc>
+          <w:tcPr/>
+          <w:p>
+            <w:pPr>
+              <w:pStyle w:val="Compact"/>
+            </w:pPr>
+            <w:r>
+              <w:t xml:space="preserve">774</w:t>
+            </w:r>
+          </w:p>
+        </w:tc>
+        <w:tc>
+          <w:tcPr/>
+          <w:p>
+            <w:pPr>
+              <w:pStyle w:val="Compact"/>
+            </w:pPr>
+            <w:r>
+              <w:t xml:space="preserve">19.93</w:t>
             </w:r>
           </w:p>
         </w:tc>
@@ -5675,62 +5721,62 @@
               <w:pStyle w:val="Compact"/>
             </w:pPr>
             <w:r>
-              <w:t xml:space="preserve">DCLP3</w:t>
-            </w:r>
-          </w:p>
-        </w:tc>
-        <w:tc>
-          <w:tcPr/>
-          <w:p>
-            <w:pPr>
-              <w:pStyle w:val="Compact"/>
-            </w:pPr>
-            <w:r>
-              <w:t xml:space="preserve">61</w:t>
-            </w:r>
-          </w:p>
-        </w:tc>
-        <w:tc>
-          <w:tcPr/>
-          <w:p>
-            <w:pPr>
-              <w:pStyle w:val="Compact"/>
-            </w:pPr>
-            <w:r>
-              <w:t xml:space="preserve">55.5</w:t>
-            </w:r>
-          </w:p>
-        </w:tc>
-        <w:tc>
-          <w:tcPr/>
-          <w:p>
-            <w:pPr>
-              <w:pStyle w:val="Compact"/>
-            </w:pPr>
-            <w:r>
-              <w:t xml:space="preserve">225</w:t>
-            </w:r>
-          </w:p>
-        </w:tc>
-        <w:tc>
-          <w:tcPr/>
-          <w:p>
-            <w:pPr>
-              <w:pStyle w:val="Compact"/>
-            </w:pPr>
-            <w:r>
-              <w:t xml:space="preserve">+0.127</w:t>
-            </w:r>
-          </w:p>
-        </w:tc>
-        <w:tc>
-          <w:tcPr/>
-          <w:p>
-            <w:pPr>
-              <w:pStyle w:val="Compact"/>
-            </w:pPr>
-            <w:r>
-              <w:t xml:space="preserve">-0.355 to +0.628</w:t>
+              <w:t xml:space="preserve">IOBP2</w:t>
+            </w:r>
+          </w:p>
+        </w:tc>
+        <w:tc>
+          <w:tcPr/>
+          <w:p>
+            <w:pPr>
+              <w:pStyle w:val="Compact"/>
+            </w:pPr>
+            <w:r>
+              <w:t xml:space="preserve">323</w:t>
+            </w:r>
+          </w:p>
+        </w:tc>
+        <w:tc>
+          <w:tcPr/>
+          <w:p>
+            <w:pPr>
+              <w:pStyle w:val="Compact"/>
+            </w:pPr>
+            <w:r>
+              <w:t xml:space="preserve">0.55</w:t>
+            </w:r>
+          </w:p>
+        </w:tc>
+        <w:tc>
+          <w:tcPr/>
+          <w:p>
+            <w:pPr>
+              <w:pStyle w:val="Compact"/>
+            </w:pPr>
+            <w:r>
+              <w:t xml:space="preserve">143</w:t>
+            </w:r>
+          </w:p>
+        </w:tc>
+        <w:tc>
+          <w:tcPr/>
+          <w:p>
+            <w:pPr>
+              <w:pStyle w:val="Compact"/>
+            </w:pPr>
+            <w:r>
+              <w:t xml:space="preserve">869</w:t>
+            </w:r>
+          </w:p>
+        </w:tc>
+        <w:tc>
+          <w:tcPr/>
+          <w:p>
+            <w:pPr>
+              <w:pStyle w:val="Compact"/>
+            </w:pPr>
+            <w:r>
+              <w:t xml:space="preserve">30.67</w:t>
             </w:r>
           </w:p>
         </w:tc>
@@ -5743,62 +5789,62 @@
               <w:pStyle w:val="Compact"/>
             </w:pPr>
             <w:r>
-              <w:t xml:space="preserve">DCLP5</w:t>
-            </w:r>
-          </w:p>
-        </w:tc>
-        <w:tc>
-          <w:tcPr/>
-          <w:p>
-            <w:pPr>
-              <w:pStyle w:val="Compact"/>
-            </w:pPr>
-            <w:r>
-              <w:t xml:space="preserve">53</w:t>
-            </w:r>
-          </w:p>
-        </w:tc>
-        <w:tc>
-          <w:tcPr/>
-          <w:p>
-            <w:pPr>
-              <w:pStyle w:val="Compact"/>
-            </w:pPr>
-            <w:r>
-              <w:t xml:space="preserve">39.0</w:t>
-            </w:r>
-          </w:p>
-        </w:tc>
-        <w:tc>
-          <w:tcPr/>
-          <w:p>
-            <w:pPr>
-              <w:pStyle w:val="Compact"/>
-            </w:pPr>
-            <w:r>
-              <w:t xml:space="preserve">366</w:t>
-            </w:r>
-          </w:p>
-        </w:tc>
-        <w:tc>
-          <w:tcPr/>
-          <w:p>
-            <w:pPr>
-              <w:pStyle w:val="Compact"/>
-            </w:pPr>
-            <w:r>
-              <w:t xml:space="preserve">+0.323</w:t>
-            </w:r>
-          </w:p>
-        </w:tc>
-        <w:tc>
-          <w:tcPr/>
-          <w:p>
-            <w:pPr>
-              <w:pStyle w:val="Compact"/>
-            </w:pPr>
-            <w:r>
-              <w:t xml:space="preserve">-0.205 to +0.860</w:t>
+              <w:t xml:space="preserve">REPLACE-BG</w:t>
+            </w:r>
+          </w:p>
+        </w:tc>
+        <w:tc>
+          <w:tcPr/>
+          <w:p>
+            <w:pPr>
+              <w:pStyle w:val="Compact"/>
+            </w:pPr>
+            <w:r>
+              <w:t xml:space="preserve">187</w:t>
+            </w:r>
+          </w:p>
+        </w:tc>
+        <w:tc>
+          <w:tcPr/>
+          <w:p>
+            <w:pPr>
+              <w:pStyle w:val="Compact"/>
+            </w:pPr>
+            <w:r>
+              <w:t xml:space="preserve">1.10</w:t>
+            </w:r>
+          </w:p>
+        </w:tc>
+        <w:tc>
+          <w:tcPr/>
+          <w:p>
+            <w:pPr>
+              <w:pStyle w:val="Compact"/>
+            </w:pPr>
+            <w:r>
+              <w:t xml:space="preserve">623</w:t>
+            </w:r>
+          </w:p>
+        </w:tc>
+        <w:tc>
+          <w:tcPr/>
+          <w:p>
+            <w:pPr>
+              <w:pStyle w:val="Compact"/>
+            </w:pPr>
+            <w:r>
+              <w:t xml:space="preserve">423</w:t>
+            </w:r>
+          </w:p>
+        </w:tc>
+        <w:tc>
+          <w:tcPr/>
+          <w:p>
+            <w:pPr>
+              <w:pStyle w:val="Compact"/>
+            </w:pPr>
+            <w:r>
+              <w:t xml:space="preserve">29.26</w:t>
             </w:r>
           </w:p>
         </w:tc>
@@ -5811,62 +5857,62 @@
               <w:pStyle w:val="Compact"/>
             </w:pPr>
             <w:r>
-              <w:t xml:space="preserve">PEDAP</w:t>
-            </w:r>
-          </w:p>
-        </w:tc>
-        <w:tc>
-          <w:tcPr/>
-          <w:p>
-            <w:pPr>
-              <w:pStyle w:val="Compact"/>
-            </w:pPr>
-            <w:r>
-              <w:t xml:space="preserve">44</w:t>
-            </w:r>
-          </w:p>
-        </w:tc>
-        <w:tc>
-          <w:tcPr/>
-          <w:p>
-            <w:pPr>
-              <w:pStyle w:val="Compact"/>
-            </w:pPr>
-            <w:r>
-              <w:t xml:space="preserve">13.6</w:t>
-            </w:r>
-          </w:p>
-        </w:tc>
-        <w:tc>
-          <w:tcPr/>
-          <w:p>
-            <w:pPr>
-              <w:pStyle w:val="Compact"/>
-            </w:pPr>
-            <w:r>
-              <w:t xml:space="preserve">164</w:t>
-            </w:r>
-          </w:p>
-        </w:tc>
-        <w:tc>
-          <w:tcPr/>
-          <w:p>
-            <w:pPr>
-              <w:pStyle w:val="Compact"/>
-            </w:pPr>
-            <w:r>
-              <w:t xml:space="preserve">+0.155</w:t>
-            </w:r>
-          </w:p>
-        </w:tc>
-        <w:tc>
-          <w:tcPr/>
-          <w:p>
-            <w:pPr>
-              <w:pStyle w:val="Compact"/>
-            </w:pPr>
-            <w:r>
-              <w:t xml:space="preserve">-0.762 to +1.111</w:t>
+              <w:t xml:space="preserve">DCLP3</w:t>
+            </w:r>
+          </w:p>
+        </w:tc>
+        <w:tc>
+          <w:tcPr/>
+          <w:p>
+            <w:pPr>
+              <w:pStyle w:val="Compact"/>
+            </w:pPr>
+            <w:r>
+              <w:t xml:space="preserve">112</w:t>
+            </w:r>
+          </w:p>
+        </w:tc>
+        <w:tc>
+          <w:tcPr/>
+          <w:p>
+            <w:pPr>
+              <w:pStyle w:val="Compact"/>
+            </w:pPr>
+            <w:r>
+              <w:t xml:space="preserve">0.50</w:t>
+            </w:r>
+          </w:p>
+        </w:tc>
+        <w:tc>
+          <w:tcPr/>
+          <w:p>
+            <w:pPr>
+              <w:pStyle w:val="Compact"/>
+            </w:pPr>
+            <w:r>
+              <w:t xml:space="preserve">169</w:t>
+            </w:r>
+          </w:p>
+        </w:tc>
+        <w:tc>
+          <w:tcPr/>
+          <w:p>
+            <w:pPr>
+              <w:pStyle w:val="Compact"/>
+            </w:pPr>
+            <w:r>
+              <w:t xml:space="preserve">1177</w:t>
+            </w:r>
+          </w:p>
+        </w:tc>
+        <w:tc>
+          <w:tcPr/>
+          <w:p>
+            <w:pPr>
+              <w:pStyle w:val="Compact"/>
+            </w:pPr>
+            <w:r>
+              <w:t xml:space="preserve">21.61</w:t>
             </w:r>
           </w:p>
         </w:tc>
@@ -5879,62 +5925,62 @@
               <w:pStyle w:val="Compact"/>
             </w:pPr>
             <w:r>
-              <w:t xml:space="preserve">IOBP2</w:t>
-            </w:r>
-          </w:p>
-        </w:tc>
-        <w:tc>
-          <w:tcPr/>
-          <w:p>
-            <w:pPr>
-              <w:pStyle w:val="Compact"/>
-            </w:pPr>
-            <w:r>
-              <w:t xml:space="preserve">226</w:t>
-            </w:r>
-          </w:p>
-        </w:tc>
-        <w:tc>
-          <w:tcPr/>
-          <w:p>
-            <w:pPr>
-              <w:pStyle w:val="Compact"/>
-            </w:pPr>
-            <w:r>
-              <w:t xml:space="preserve">48.8</w:t>
-            </w:r>
-          </w:p>
-        </w:tc>
-        <w:tc>
-          <w:tcPr/>
-          <w:p>
-            <w:pPr>
-              <w:pStyle w:val="Compact"/>
-            </w:pPr>
-            <w:r>
-              <w:t xml:space="preserve">177</w:t>
-            </w:r>
-          </w:p>
-        </w:tc>
-        <w:tc>
-          <w:tcPr/>
-          <w:p>
-            <w:pPr>
-              <w:pStyle w:val="Compact"/>
-            </w:pPr>
-            <w:r>
-              <w:t xml:space="preserve">-0.014</w:t>
-            </w:r>
-          </w:p>
-        </w:tc>
-        <w:tc>
-          <w:tcPr/>
-          <w:p>
-            <w:pPr>
-              <w:pStyle w:val="Compact"/>
-            </w:pPr>
-            <w:r>
-              <w:t xml:space="preserve">-0.401 to +0.371</w:t>
+              <w:t xml:space="preserve">DCLP5</w:t>
+            </w:r>
+          </w:p>
+        </w:tc>
+        <w:tc>
+          <w:tcPr/>
+          <w:p>
+            <w:pPr>
+              <w:pStyle w:val="Compact"/>
+            </w:pPr>
+            <w:r>
+              <w:t xml:space="preserve">100</w:t>
+            </w:r>
+          </w:p>
+        </w:tc>
+        <w:tc>
+          <w:tcPr/>
+          <w:p>
+            <w:pPr>
+              <w:pStyle w:val="Compact"/>
+            </w:pPr>
+            <w:r>
+              <w:t xml:space="preserve">0.95</w:t>
+            </w:r>
+          </w:p>
+        </w:tc>
+        <w:tc>
+          <w:tcPr/>
+          <w:p>
+            <w:pPr>
+              <w:pStyle w:val="Compact"/>
+            </w:pPr>
+            <w:r>
+              <w:t xml:space="preserve">1203</w:t>
+            </w:r>
+          </w:p>
+        </w:tc>
+        <w:tc>
+          <w:tcPr/>
+          <w:p>
+            <w:pPr>
+              <w:pStyle w:val="Compact"/>
+            </w:pPr>
+            <w:r>
+              <w:t xml:space="preserve">1433</w:t>
+            </w:r>
+          </w:p>
+        </w:tc>
+        <w:tc>
+          <w:tcPr/>
+          <w:p>
+            <w:pPr>
+              <w:pStyle w:val="Compact"/>
+            </w:pPr>
+            <w:r>
+              <w:t xml:space="preserve">20.39</w:t>
             </w:r>
           </w:p>
         </w:tc>
@@ -5947,62 +5993,130 @@
               <w:pStyle w:val="Compact"/>
             </w:pPr>
             <w:r>
-              <w:t xml:space="preserve">Loop</w:t>
-            </w:r>
-          </w:p>
-        </w:tc>
-        <w:tc>
-          <w:tcPr/>
-          <w:p>
-            <w:pPr>
-              <w:pStyle w:val="Compact"/>
-            </w:pPr>
-            <w:r>
-              <w:t xml:space="preserve">660</w:t>
-            </w:r>
-          </w:p>
-        </w:tc>
-        <w:tc>
-          <w:tcPr/>
-          <w:p>
-            <w:pPr>
-              <w:pStyle w:val="Compact"/>
-            </w:pPr>
-            <w:r>
-              <w:t xml:space="preserve">38.5</w:t>
-            </w:r>
-          </w:p>
-        </w:tc>
-        <w:tc>
-          <w:tcPr/>
-          <w:p>
-            <w:pPr>
-              <w:pStyle w:val="Compact"/>
-            </w:pPr>
-            <w:r>
-              <w:t xml:space="preserve">266</w:t>
-            </w:r>
-          </w:p>
-        </w:tc>
-        <w:tc>
-          <w:tcPr/>
-          <w:p>
-            <w:pPr>
-              <w:pStyle w:val="Compact"/>
-            </w:pPr>
-            <w:r>
-              <w:t xml:space="preserve">+0.245</w:t>
-            </w:r>
-          </w:p>
-        </w:tc>
-        <w:tc>
-          <w:tcPr/>
-          <w:p>
-            <w:pPr>
-              <w:pStyle w:val="Compact"/>
-            </w:pPr>
-            <w:r>
-              <w:t xml:space="preserve">+0.083 to +0.411</w:t>
+              <w:t xml:space="preserve">PEDAP</w:t>
+            </w:r>
+          </w:p>
+        </w:tc>
+        <w:tc>
+          <w:tcPr/>
+          <w:p>
+            <w:pPr>
+              <w:pStyle w:val="Compact"/>
+            </w:pPr>
+            <w:r>
+              <w:t xml:space="preserve">95</w:t>
+            </w:r>
+          </w:p>
+        </w:tc>
+        <w:tc>
+          <w:tcPr/>
+          <w:p>
+            <w:pPr>
+              <w:pStyle w:val="Compact"/>
+            </w:pPr>
+            <w:r>
+              <w:t xml:space="preserve">1.00</w:t>
+            </w:r>
+          </w:p>
+        </w:tc>
+        <w:tc>
+          <w:tcPr/>
+          <w:p>
+            <w:pPr>
+              <w:pStyle w:val="Compact"/>
+            </w:pPr>
+            <w:r>
+              <w:t xml:space="preserve">1233</w:t>
+            </w:r>
+          </w:p>
+        </w:tc>
+        <w:tc>
+          <w:tcPr/>
+          <w:p>
+            <w:pPr>
+              <w:pStyle w:val="Compact"/>
+            </w:pPr>
+            <w:r>
+              <w:t xml:space="preserve">1233</w:t>
+            </w:r>
+          </w:p>
+        </w:tc>
+        <w:tc>
+          <w:tcPr/>
+          <w:p>
+            <w:pPr>
+              <w:pStyle w:val="Compact"/>
+            </w:pPr>
+            <w:r>
+              <w:t xml:space="preserve">23.38</w:t>
+            </w:r>
+          </w:p>
+        </w:tc>
+      </w:tr>
+      <w:tr>
+        <w:tc>
+          <w:tcPr/>
+          <w:p>
+            <w:pPr>
+              <w:pStyle w:val="Compact"/>
+            </w:pPr>
+            <w:r>
+              <w:t xml:space="preserve">Pooled</w:t>
+            </w:r>
+          </w:p>
+        </w:tc>
+        <w:tc>
+          <w:tcPr/>
+          <w:p>
+            <w:pPr>
+              <w:pStyle w:val="Compact"/>
+            </w:pPr>
+            <w:r>
+              <w:t xml:space="preserve">1,613</w:t>
+            </w:r>
+          </w:p>
+        </w:tc>
+        <w:tc>
+          <w:tcPr/>
+          <w:p>
+            <w:pPr>
+              <w:pStyle w:val="Compact"/>
+            </w:pPr>
+            <w:r>
+              <w:t xml:space="preserve">0.90</w:t>
+            </w:r>
+          </w:p>
+        </w:tc>
+        <w:tc>
+          <w:tcPr/>
+          <w:p>
+            <w:pPr>
+              <w:pStyle w:val="Compact"/>
+            </w:pPr>
+            <w:r>
+              <w:t xml:space="preserve">616</w:t>
+            </w:r>
+          </w:p>
+        </w:tc>
+        <w:tc>
+          <w:tcPr/>
+          <w:p>
+            <w:pPr>
+              <w:pStyle w:val="Compact"/>
+            </w:pPr>
+            <w:r>
+              <w:t xml:space="preserve">880</w:t>
+            </w:r>
+          </w:p>
+        </w:tc>
+        <w:tc>
+          <w:tcPr/>
+          <w:p>
+            <w:pPr>
+              <w:pStyle w:val="Compact"/>
+            </w:pPr>
+            <w:r>
+              <w:t xml:space="preserve">23.41</w:t>
             </w:r>
           </w:p>
         </w:tc>
@@ -6013,25 +6127,49 @@
         <w:pStyle w:val="BodyText"/>
       </w:pPr>
       <w:r>
-        <w:t xml:space="preserve">The measured constant ranges from 164 to 366 between cohorts, a factor of 2.2, and</w:t>
-      </w:r>
-      <w:r>
-        <w:t xml:space="preserve"> </w:t>
-      </w:r>
-      <w:r>
-        <w:t xml:space="preserve">the ordering bears no relation to the endogeneity measure above. In the largest</w:t>
-      </w:r>
-      <w:r>
-        <w:t xml:space="preserve"> </w:t>
-      </w:r>
-      <w:r>
-        <w:t xml:space="preserve">cohort the slope is +0.245 and its interval excludes zero. The pooled interval</w:t>
-      </w:r>
-      <w:r>
-        <w:t xml:space="preserve"> </w:t>
-      </w:r>
-      <w:r>
-        <w:t xml:space="preserve">covers zero only by averaging cohorts whose slopes run from -0.05 to +0.32.</w:t>
+        <w:t xml:space="preserve">Two readings of this table are needed together. A constant is obtainable from</w:t>
+      </w:r>
+      <w:r>
+        <w:t xml:space="preserve"> </w:t>
+      </w:r>
+      <w:r>
+        <w:t xml:space="preserve">observational data, and the pooled figure of 880 is estimated with a narrow</w:t>
+      </w:r>
+      <w:r>
+        <w:t xml:space="preserve"> </w:t>
+      </w:r>
+      <w:r>
+        <w:t xml:space="preserve">interval on a large sample and validated out of sample. A single universal</w:t>
+      </w:r>
+      <w:r>
+        <w:t xml:space="preserve"> </w:t>
+      </w:r>
+      <w:r>
+        <w:t xml:space="preserve">constant is not supported by these cohorts: the value at b = 1 spans 423 to 1433,</w:t>
+      </w:r>
+      <w:r>
+        <w:t xml:space="preserve"> </w:t>
+      </w:r>
+      <w:r>
+        <w:t xml:space="preserve">a factor of 3.39, and the best exponent spans 0.50 to 1.10. The open-loop cohort,</w:t>
+      </w:r>
+      <w:r>
+        <w:t xml:space="preserve"> </w:t>
+      </w:r>
+      <w:r>
+        <w:t xml:space="preserve">in which the matched estimator was the only one to work, returns the lowest value</w:t>
+      </w:r>
+      <w:r>
+        <w:t xml:space="preserve"> </w:t>
+      </w:r>
+      <w:r>
+        <w:t xml:space="preserve">at 423, and its agreement with the matched estimate of 399 for the same people is</w:t>
+      </w:r>
+      <w:r>
+        <w:t xml:space="preserve"> </w:t>
+      </w:r>
+      <w:r>
+        <w:t xml:space="preserve">the one place two independent methods can be checked against each other.</w:t>
       </w:r>
     </w:p>
     <w:p>
@@ -6039,42 +6177,210 @@
         <w:pStyle w:val="BodyText"/>
       </w:pPr>
       <w:r>
-        <w:t xml:space="preserve">The multiplier is therefore not common. The bias documented in this section</w:t>
-      </w:r>
-      <w:r>
-        <w:t xml:space="preserve"> </w:t>
-      </w:r>
-      <w:r>
-        <w:t xml:space="preserve">differs by cohort, cohorts differ in median daily dose by a factor of four, and</w:t>
-      </w:r>
-      <w:r>
-        <w:t xml:space="preserve"> </w:t>
-      </w:r>
-      <w:r>
-        <w:t xml:space="preserve">that difference maps directly onto the axis the slope is measured along. This is</w:t>
-      </w:r>
-      <w:r>
-        <w:t xml:space="preserve"> </w:t>
-      </w:r>
-      <w:r>
-        <w:t xml:space="preserve">the same composition artefact identified earlier in this paper for entered</w:t>
-      </w:r>
-      <w:r>
-        <w:t xml:space="preserve"> </w:t>
-      </w:r>
-      <w:r>
-        <w:t xml:space="preserve">settings, arising here in the author’s own measured analysis. These data do not</w:t>
-      </w:r>
-      <w:r>
-        <w:t xml:space="preserve"> </w:t>
-      </w:r>
-      <w:r>
-        <w:t xml:space="preserve">adjudicate whether one sensitivity constant fits across the range of daily doses.</w:t>
-      </w:r>
-    </w:p>
-    <w:bookmarkEnd w:id="25"/>
+        <w:t xml:space="preserve">The pooled constant of 880 is 46% of the entered constant of 1915 for adults. That</w:t>
+      </w:r>
+      <w:r>
+        <w:t xml:space="preserve"> </w:t>
+      </w:r>
+      <w:r>
+        <w:t xml:space="preserve">ratio is consistent with every other route taken in this paper, which found</w:t>
+      </w:r>
+      <w:r>
+        <w:t xml:space="preserve"> </w:t>
+      </w:r>
+      <w:r>
+        <w:t xml:space="preserve">measured-to-entered ratios between 0.39 and 0.50.</w:t>
+      </w:r>
+    </w:p>
+    <w:p>
+      <w:pPr>
+        <w:pStyle w:val="BodyText"/>
+      </w:pPr>
+      <w:r>
+        <w:t xml:space="preserve">The reason for the gap follows from the design rather than from error in either</w:t>
+      </w:r>
+      <w:r>
+        <w:t xml:space="preserve"> </w:t>
+      </w:r>
+      <w:r>
+        <w:t xml:space="preserve">number. The fit gives each person an intercept, so 880 is the marginal fall per</w:t>
+      </w:r>
+      <w:r>
+        <w:t xml:space="preserve"> </w:t>
+      </w:r>
+      <w:r>
+        <w:t xml:space="preserve">acting unit relative to that person’s own baseline trajectory. A settings file</w:t>
+      </w:r>
+      <w:r>
+        <w:t xml:space="preserve"> </w:t>
+      </w:r>
+      <w:r>
+        <w:t xml:space="preserve">encodes the whole fall a person expects after a correction, and part of that fall</w:t>
+      </w:r>
+      <w:r>
+        <w:t xml:space="preserve"> </w:t>
+      </w:r>
+      <w:r>
+        <w:t xml:space="preserve">occurs without insulin: overnight and carbohydrate-free between 150 and 250 mg/dL,</w:t>
+      </w:r>
+      <w:r>
+        <w:t xml:space="preserve"> </w:t>
+      </w:r>
+      <w:r>
+        <w:t xml:space="preserve">glucose fell a median 21 to 30 mg/dL over four hours with no correction given.</w:t>
+      </w:r>
+      <w:r>
+        <w:t xml:space="preserve"> </w:t>
+      </w:r>
+      <w:r>
+        <w:t xml:space="preserve">Comparing 880 with 1700 or with 1915 without stating this is comparing a marginal</w:t>
+      </w:r>
+      <w:r>
+        <w:t xml:space="preserve"> </w:t>
+      </w:r>
+      <w:r>
+        <w:t xml:space="preserve">quantity with a total one.</w:t>
+      </w:r>
+    </w:p>
     <w:bookmarkEnd w:id="26"/>
-    <w:bookmarkStart w:id="27" w:name="discussion"/>
+    <w:bookmarkStart w:id="27" w:name="a-scaling-claim-withdrawn"/>
+    <w:p>
+      <w:pPr>
+        <w:pStyle w:val="Heading2"/>
+      </w:pPr>
+      <w:r>
+        <w:t xml:space="preserve">A scaling claim withdrawn</w:t>
+      </w:r>
+    </w:p>
+    <w:p>
+      <w:pPr>
+        <w:pStyle w:val="FirstParagraph"/>
+      </w:pPr>
+      <w:r>
+        <w:t xml:space="preserve">An earlier version of this analysis reported a different route to the same</w:t>
+      </w:r>
+      <w:r>
+        <w:t xml:space="preserve"> </w:t>
+      </w:r>
+      <w:r>
+        <w:t xml:space="preserve">question, regressing a per-person measured constant on daily dose, and found a</w:t>
+      </w:r>
+      <w:r>
+        <w:t xml:space="preserve"> </w:t>
+      </w:r>
+      <w:r>
+        <w:t xml:space="preserve">slope of +0.107 with an interval of -0.024 to +0.240. That was presented as</w:t>
+      </w:r>
+      <w:r>
+        <w:t xml:space="preserve"> </w:t>
+      </w:r>
+      <w:r>
+        <w:t xml:space="preserve">evidence that one constant fits the whole dose range. It is withdrawn.</w:t>
+      </w:r>
+    </w:p>
+    <w:p>
+      <w:pPr>
+        <w:pStyle w:val="BodyText"/>
+      </w:pPr>
+      <w:r>
+        <w:t xml:space="preserve">Two faults account for it. The regression was fitted only to the 1,182 people of</w:t>
+      </w:r>
+      <w:r>
+        <w:t xml:space="preserve"> </w:t>
+      </w:r>
+      <w:r>
+        <w:t xml:space="preserve">1,660 whose measured sensitivity came out above zero, which is selection on the</w:t>
+      </w:r>
+      <w:r>
+        <w:t xml:space="preserve"> </w:t>
+      </w:r>
+      <w:r>
+        <w:t xml:space="preserve">outcome. More seriously, it pooled cohorts whose bias differs. Within-cohort</w:t>
+      </w:r>
+      <w:r>
+        <w:t xml:space="preserve"> </w:t>
+      </w:r>
+      <w:r>
+        <w:t xml:space="preserve">slopes from that estimator run -0.053 in REPLACE-BG, -0.014 in IOBP2, +0.127 in</w:t>
+      </w:r>
+      <w:r>
+        <w:t xml:space="preserve"> </w:t>
+      </w:r>
+      <w:r>
+        <w:t xml:space="preserve">DCLP3, +0.155 in PEDAP, +0.245 in Loop with an interval of +0.083 to +0.411 that</w:t>
+      </w:r>
+      <w:r>
+        <w:t xml:space="preserve"> </w:t>
+      </w:r>
+      <w:r>
+        <w:t xml:space="preserve">excludes zero, and +0.323 in DCLP5. The pooled interval covered zero only by</w:t>
+      </w:r>
+      <w:r>
+        <w:t xml:space="preserve"> </w:t>
+      </w:r>
+      <w:r>
+        <w:t xml:space="preserve">averaging across that spread.</w:t>
+      </w:r>
+    </w:p>
+    <w:p>
+      <w:pPr>
+        <w:pStyle w:val="BodyText"/>
+      </w:pPr>
+      <w:r>
+        <w:t xml:space="preserve">The defence offered for the pooled figure was that a multiplier common to everyone</w:t>
+      </w:r>
+      <w:r>
+        <w:t xml:space="preserve"> </w:t>
+      </w:r>
+      <w:r>
+        <w:t xml:space="preserve">cannot alter a slope. The multiplier is not common. The endogeneity measure above</w:t>
+      </w:r>
+      <w:r>
+        <w:t xml:space="preserve"> </w:t>
+      </w:r>
+      <w:r>
+        <w:t xml:space="preserve">runs from 0.054 to 0.447 between cohorts, and cohort median daily dose spans 13.6</w:t>
+      </w:r>
+      <w:r>
+        <w:t xml:space="preserve"> </w:t>
+      </w:r>
+      <w:r>
+        <w:t xml:space="preserve">to 55.5 U, so a bias that differs by cohort differs along the axis the slope is</w:t>
+      </w:r>
+      <w:r>
+        <w:t xml:space="preserve"> </w:t>
+      </w:r>
+      <w:r>
+        <w:t xml:space="preserve">measured on. This is the same composition artefact identified earlier in this</w:t>
+      </w:r>
+      <w:r>
+        <w:t xml:space="preserve"> </w:t>
+      </w:r>
+      <w:r>
+        <w:t xml:space="preserve">paper for entered settings, arising in the author’s own measured analysis. The</w:t>
+      </w:r>
+      <w:r>
+        <w:t xml:space="preserve"> </w:t>
+      </w:r>
+      <w:r>
+        <w:t xml:space="preserve">predictive fit reported in the preceding section is the sounder route to the same</w:t>
+      </w:r>
+      <w:r>
+        <w:t xml:space="preserve"> </w:t>
+      </w:r>
+      <w:r>
+        <w:t xml:space="preserve">question and reaches a compatible conclusion: the exponent is not stable across</w:t>
+      </w:r>
+      <w:r>
+        <w:t xml:space="preserve"> </w:t>
+      </w:r>
+      <w:r>
+        <w:t xml:space="preserve">cohorts either, spanning 0.50 to 1.10.</w:t>
+      </w:r>
+    </w:p>
+    <w:bookmarkEnd w:id="27"/>
+    <w:bookmarkEnd w:id="28"/>
+    <w:bookmarkStart w:id="29" w:name="discussion"/>
     <w:p>
       <w:pPr>
         <w:pStyle w:val="Heading1"/>
@@ -6152,37 +6458,49 @@
         <w:t xml:space="preserve"> </w:t>
       </w:r>
       <w:r>
-        <w:t xml:space="preserve">whole dose range. It does not survive stratification either. Within-cohort slopes</w:t>
-      </w:r>
-      <w:r>
-        <w:t xml:space="preserve"> </w:t>
-      </w:r>
-      <w:r>
-        <w:t xml:space="preserve">run from -0.05 to +0.32, the largest cohort excludes zero at +0.245, and the</w:t>
-      </w:r>
-      <w:r>
-        <w:t xml:space="preserve"> </w:t>
-      </w:r>
-      <w:r>
-        <w:t xml:space="preserve">measured constant itself varies between cohorts by a factor of 2.2. Pooling</w:t>
-      </w:r>
-      <w:r>
-        <w:t xml:space="preserve"> </w:t>
-      </w:r>
-      <w:r>
-        <w:t xml:space="preserve">estimates whose bias differs by group, across groups that differ in the exposure,</w:t>
-      </w:r>
-      <w:r>
-        <w:t xml:space="preserve"> </w:t>
-      </w:r>
-      <w:r>
-        <w:t xml:space="preserve">reproduces the error in a second place. This applies to the author’s earlier work</w:t>
-      </w:r>
-      <w:r>
-        <w:t xml:space="preserve"> </w:t>
-      </w:r>
-      <w:r>
-        <w:t xml:space="preserve">and to an earlier draft of the present paper.</w:t>
+        <w:t xml:space="preserve">whole dose range. It does not survive stratification. Within-cohort slopes from</w:t>
+      </w:r>
+      <w:r>
+        <w:t xml:space="preserve"> </w:t>
+      </w:r>
+      <w:r>
+        <w:t xml:space="preserve">that estimator run from -0.05 to +0.32 and the largest cohort excludes zero at</w:t>
+      </w:r>
+      <w:r>
+        <w:t xml:space="preserve"> </w:t>
+      </w:r>
+      <w:r>
+        <w:t xml:space="preserve">+0.245. The independent predictive fit reaches the same conclusion by a sounder</w:t>
+      </w:r>
+      <w:r>
+        <w:t xml:space="preserve"> </w:t>
+      </w:r>
+      <w:r>
+        <w:t xml:space="preserve">route, since the best-fitting exponent there spans 0.50 to 1.10 between cohorts</w:t>
+      </w:r>
+      <w:r>
+        <w:t xml:space="preserve"> </w:t>
+      </w:r>
+      <w:r>
+        <w:t xml:space="preserve">and the constant at a fixed exponent spans a factor of 3.39. Pooling estimates</w:t>
+      </w:r>
+      <w:r>
+        <w:t xml:space="preserve"> </w:t>
+      </w:r>
+      <w:r>
+        <w:t xml:space="preserve">whose bias differs by group, across groups that differ in the exposure, reproduces</w:t>
+      </w:r>
+      <w:r>
+        <w:t xml:space="preserve"> </w:t>
+      </w:r>
+      <w:r>
+        <w:t xml:space="preserve">the error in a second place. This applies to the author’s earlier work and to an</w:t>
+      </w:r>
+      <w:r>
+        <w:t xml:space="preserve"> </w:t>
+      </w:r>
+      <w:r>
+        <w:t xml:space="preserve">earlier draft of the present paper.</w:t>
       </w:r>
     </w:p>
     <w:p>
@@ -6240,61 +6558,61 @@
         <w:pStyle w:val="BodyText"/>
       </w:pPr>
       <w:r>
-        <w:t xml:space="preserve">The third concerns what the sensitivity factor is. A pump setting encodes the</w:t>
-      </w:r>
-      <w:r>
-        <w:t xml:space="preserve"> </w:t>
-      </w:r>
-      <w:r>
-        <w:t xml:space="preserve">whole glucose fall a person expects after a correction. Part of that fall occurs</w:t>
-      </w:r>
-      <w:r>
-        <w:t xml:space="preserve"> </w:t>
-      </w:r>
-      <w:r>
-        <w:t xml:space="preserve">without insulin: overnight and carbohydrate-free, between 150 and 250 mg/dL,</w:t>
-      </w:r>
-      <w:r>
-        <w:t xml:space="preserve"> </w:t>
-      </w:r>
-      <w:r>
-        <w:t xml:space="preserve">glucose fell a median 21 to 30 mg/dL over four hours with no correction given. A</w:t>
-      </w:r>
-      <w:r>
-        <w:t xml:space="preserve"> </w:t>
-      </w:r>
-      <w:r>
-        <w:t xml:space="preserve">matched design necessarily removes that component and returns the marginal effect</w:t>
-      </w:r>
-      <w:r>
-        <w:t xml:space="preserve"> </w:t>
-      </w:r>
-      <w:r>
-        <w:t xml:space="preserve">of an additional unit, which was 15 to 20 mg/dL per unit against 45 entered.</w:t>
-      </w:r>
-      <w:r>
-        <w:t xml:space="preserve"> </w:t>
-      </w:r>
-      <w:r>
-        <w:t xml:space="preserve">These are two quantities rather than two estimates of one, and substituting the</w:t>
-      </w:r>
-      <w:r>
-        <w:t xml:space="preserve"> </w:t>
-      </w:r>
-      <w:r>
-        <w:t xml:space="preserve">measured value into a pump would multiply correction doses by roughly two and a</w:t>
-      </w:r>
-      <w:r>
-        <w:t xml:space="preserve"> </w:t>
-      </w:r>
-      <w:r>
-        <w:t xml:space="preserve">half. The entered constant remains the appropriate number to set, and the measured</w:t>
-      </w:r>
-      <w:r>
-        <w:t xml:space="preserve"> </w:t>
-      </w:r>
-      <w:r>
-        <w:t xml:space="preserve">one describes physiology.</w:t>
+        <w:t xml:space="preserve">The third concerns what the sensitivity factor is, and it is the reason two</w:t>
+      </w:r>
+      <w:r>
+        <w:t xml:space="preserve"> </w:t>
+      </w:r>
+      <w:r>
+        <w:t xml:space="preserve">defensible constants differ by a factor of two. A pump setting encodes the whole</w:t>
+      </w:r>
+      <w:r>
+        <w:t xml:space="preserve"> </w:t>
+      </w:r>
+      <w:r>
+        <w:t xml:space="preserve">glucose fall a person expects after a correction. Part of that fall occurs without</w:t>
+      </w:r>
+      <w:r>
+        <w:t xml:space="preserve"> </w:t>
+      </w:r>
+      <w:r>
+        <w:t xml:space="preserve">insulin: overnight and carbohydrate-free, between 150 and 250 mg/dL, glucose fell</w:t>
+      </w:r>
+      <w:r>
+        <w:t xml:space="preserve"> </w:t>
+      </w:r>
+      <w:r>
+        <w:t xml:space="preserve">a median 21 to 30 mg/dL over four hours with no correction given. Any estimator</w:t>
+      </w:r>
+      <w:r>
+        <w:t xml:space="preserve"> </w:t>
+      </w:r>
+      <w:r>
+        <w:t xml:space="preserve">that separates the insulin effect from that baseline returns a marginal quantity,</w:t>
+      </w:r>
+      <w:r>
+        <w:t xml:space="preserve"> </w:t>
+      </w:r>
+      <w:r>
+        <w:t xml:space="preserve">and both estimators used here do. The predictive fit gives 880 divided by daily</w:t>
+      </w:r>
+      <w:r>
+        <w:t xml:space="preserve"> </w:t>
+      </w:r>
+      <w:r>
+        <w:t xml:space="preserve">dose across 1,613 people and the matched design gives 15 to 20 mg/dL per unit</w:t>
+      </w:r>
+      <w:r>
+        <w:t xml:space="preserve"> </w:t>
+      </w:r>
+      <w:r>
+        <w:t xml:space="preserve">against 45 entered in the open-loop cohort, which agree with each other and are</w:t>
+      </w:r>
+      <w:r>
+        <w:t xml:space="preserve"> </w:t>
+      </w:r>
+      <w:r>
+        <w:t xml:space="preserve">each about 46% of the entered figure.</w:t>
       </w:r>
     </w:p>
     <w:p>
@@ -6302,6 +6620,44 @@
         <w:pStyle w:val="BodyText"/>
       </w:pPr>
       <w:r>
+        <w:t xml:space="preserve">These are therefore two quantities rather than two estimates of one. Substituting</w:t>
+      </w:r>
+      <w:r>
+        <w:t xml:space="preserve"> </w:t>
+      </w:r>
+      <w:r>
+        <w:t xml:space="preserve">the marginal value into a pump would roughly double correction doses. The entered</w:t>
+      </w:r>
+      <w:r>
+        <w:t xml:space="preserve"> </w:t>
+      </w:r>
+      <w:r>
+        <w:t xml:space="preserve">constant of 1915 in adults remains the number to set, and 880 describes what an</w:t>
+      </w:r>
+      <w:r>
+        <w:t xml:space="preserve"> </w:t>
+      </w:r>
+      <w:r>
+        <w:t xml:space="preserve">additional unit does against a person’s own baseline. Reporting either without</w:t>
+      </w:r>
+      <w:r>
+        <w:t xml:space="preserve"> </w:t>
+      </w:r>
+      <w:r>
+        <w:t xml:space="preserve">naming which one it is has caused confusion in this work and would cause it in</w:t>
+      </w:r>
+      <w:r>
+        <w:t xml:space="preserve"> </w:t>
+      </w:r>
+      <w:r>
+        <w:t xml:space="preserve">anybody else’s.</w:t>
+      </w:r>
+    </w:p>
+    <w:p>
+      <w:pPr>
+        <w:pStyle w:val="BodyText"/>
+      </w:pPr>
+      <w:r>
         <w:t xml:space="preserve">The fourth concerns study design. The absence of a measurable bolus effect in</w:t>
       </w:r>
       <w:r>
@@ -6359,8 +6715,8 @@
         <w:t xml:space="preserve">comparison or an experimental manipulation of dose.</w:t>
       </w:r>
     </w:p>
-    <w:bookmarkEnd w:id="27"/>
-    <w:bookmarkStart w:id="28" w:name="limitations"/>
+    <w:bookmarkEnd w:id="29"/>
+    <w:bookmarkStart w:id="30" w:name="limitations"/>
     <w:p>
       <w:pPr>
         <w:pStyle w:val="Heading1"/>
@@ -6549,8 +6905,8 @@
         <w:t xml:space="preserve">temper generalisation from them.</w:t>
       </w:r>
     </w:p>
-    <w:bookmarkEnd w:id="28"/>
-    <w:bookmarkStart w:id="29" w:name="conclusions"/>
+    <w:bookmarkEnd w:id="30"/>
+    <w:bookmarkStart w:id="31" w:name="conclusions"/>
     <w:p>
       <w:pPr>
         <w:pStyle w:val="Heading1"/>
@@ -6594,41 +6950,47 @@
         <w:t xml:space="preserve"> </w:t>
       </w:r>
       <w:r>
-        <w:t xml:space="preserve">form is not supported once age is held constant. Whether one constant fits across</w:t>
-      </w:r>
-      <w:r>
-        <w:t xml:space="preserve"> </w:t>
-      </w:r>
-      <w:r>
-        <w:t xml:space="preserve">the range of daily doses is not settled by this work: the measured estimator</w:t>
-      </w:r>
-      <w:r>
-        <w:t xml:space="preserve"> </w:t>
-      </w:r>
-      <w:r>
-        <w:t xml:space="preserve">carries a bias that differs by cohort, and cohorts differ in daily dose, so its</w:t>
-      </w:r>
-      <w:r>
-        <w:t xml:space="preserve"> </w:t>
-      </w:r>
-      <w:r>
-        <w:t xml:space="preserve">apparent scaling cannot be separated from its composition. The level of a person’s</w:t>
-      </w:r>
-      <w:r>
-        <w:t xml:space="preserve"> </w:t>
-      </w:r>
-      <w:r>
-        <w:t xml:space="preserve">sensitivity is recoverable from entered settings and, on this evidence, not from</w:t>
-      </w:r>
-      <w:r>
-        <w:t xml:space="preserve"> </w:t>
-      </w:r>
-      <w:r>
-        <w:t xml:space="preserve">observational device data once an algorithm is delivering insulin.</w:t>
-      </w:r>
-    </w:p>
-    <w:bookmarkEnd w:id="29"/>
-    <w:bookmarkStart w:id="30" w:name="data-availability"/>
+        <w:t xml:space="preserve">form is not supported once age is held constant. A sensitivity constant can be</w:t>
+      </w:r>
+      <w:r>
+        <w:t xml:space="preserve"> </w:t>
+      </w:r>
+      <w:r>
+        <w:t xml:space="preserve">fitted from observed glucose response, at 880 divided by daily dose across 1,613</w:t>
+      </w:r>
+      <w:r>
+        <w:t xml:space="preserve"> </w:t>
+      </w:r>
+      <w:r>
+        <w:t xml:space="preserve">people, and it predicts held-out overnight falls to 23.4 mg/dL. It is 46% of the</w:t>
+      </w:r>
+      <w:r>
+        <w:t xml:space="preserve"> </w:t>
+      </w:r>
+      <w:r>
+        <w:t xml:space="preserve">constant people enter, because it is the marginal fall per unit against each</w:t>
+      </w:r>
+      <w:r>
+        <w:t xml:space="preserve"> </w:t>
+      </w:r>
+      <w:r>
+        <w:t xml:space="preserve">person’s own baseline while a settings file encodes the total expected fall. It is</w:t>
+      </w:r>
+      <w:r>
+        <w:t xml:space="preserve"> </w:t>
+      </w:r>
+      <w:r>
+        <w:t xml:space="preserve">not universal, spanning 423 to 1433 between cohorts at a fixed exponent, so it is</w:t>
+      </w:r>
+      <w:r>
+        <w:t xml:space="preserve"> </w:t>
+      </w:r>
+      <w:r>
+        <w:t xml:space="preserve">a population starting value rather than a law.</w:t>
+      </w:r>
+    </w:p>
+    <w:bookmarkEnd w:id="31"/>
+    <w:bookmarkStart w:id="32" w:name="data-availability"/>
     <w:p>
       <w:pPr>
         <w:pStyle w:val="Heading1"/>
@@ -6663,8 +7025,8 @@
         <w:t xml:space="preserve">work.</w:t>
       </w:r>
     </w:p>
-    <w:bookmarkEnd w:id="30"/>
-    <w:bookmarkStart w:id="31" w:name="code-availability"/>
+    <w:bookmarkEnd w:id="32"/>
+    <w:bookmarkStart w:id="33" w:name="code-availability"/>
     <w:p>
       <w:pPr>
         <w:pStyle w:val="Heading1"/>
@@ -6753,8 +7115,8 @@
         <w:t xml:space="preserve">.</w:t>
       </w:r>
     </w:p>
-    <w:bookmarkEnd w:id="31"/>
-    <w:bookmarkStart w:id="32" w:name="acknowledgements-and-attribution"/>
+    <w:bookmarkEnd w:id="33"/>
+    <w:bookmarkStart w:id="34" w:name="acknowledgements-and-attribution"/>
     <w:p>
       <w:pPr>
         <w:pStyle w:val="Heading1"/>
@@ -6847,8 +7209,8 @@
         <w:t xml:space="preserve">curators of the OpenAPS Data Commons.</w:t>
       </w:r>
     </w:p>
-    <w:bookmarkEnd w:id="32"/>
-    <w:bookmarkStart w:id="33" w:name="references"/>
+    <w:bookmarkEnd w:id="34"/>
+    <w:bookmarkStart w:id="35" w:name="references"/>
     <w:p>
       <w:pPr>
         <w:pStyle w:val="Heading1"/>
@@ -7061,7 +7423,7 @@
         <w:t xml:space="preserve">Trials. 1986;7(3):177-188.</w:t>
       </w:r>
     </w:p>
-    <w:bookmarkEnd w:id="33"/>
+    <w:bookmarkEnd w:id="35"/>
     <w:sectPr>
       <w:footnotePr>
         <w:numRestart w:val="eachSect"/>

--- a/docs/Preprint-Walsh-Dosing-Constants-2026-08-26.docx
+++ b/docs/Preprint-Walsh-Dosing-Constants-2026-08-26.docx
@@ -197,37 +197,25 @@
         <w:t xml:space="preserve"> </w:t>
       </w:r>
       <w:r>
-        <w:t xml:space="preserve">mg/dL over four hours. Fitting ISF = K / TDD^b to predict the overnight fall on</w:t>
-      </w:r>
-      <w:r>
-        <w:t xml:space="preserve"> </w:t>
-      </w:r>
-      <w:r>
-        <w:t xml:space="preserve">held-out periods gave K = 880 (844 to 918) at Walsh’s exponent of 1.0 across</w:t>
-      </w:r>
-      <w:r>
-        <w:t xml:space="preserve"> </w:t>
-      </w:r>
-      <w:r>
-        <w:t xml:space="preserve">1,613 people, which is 46% of the entered constant and is a marginal rather than</w:t>
-      </w:r>
-      <w:r>
-        <w:t xml:space="preserve"> </w:t>
-      </w:r>
-      <w:r>
-        <w:t xml:space="preserve">a total quantity. The constant at that exponent spans 423 to 1433 between</w:t>
-      </w:r>
-      <w:r>
-        <w:t xml:space="preserve"> </w:t>
-      </w:r>
-      <w:r>
-        <w:t xml:space="preserve">cohorts and the best-fitting exponent spans 0.50 to 1.10, so a single universal</w:t>
-      </w:r>
-      <w:r>
-        <w:t xml:space="preserve"> </w:t>
-      </w:r>
-      <w:r>
-        <w:t xml:space="preserve">constant is not supported.</w:t>
+        <w:t xml:space="preserve">mg/dL over four hours. Measured directly from isolated overnight corrections in</w:t>
+      </w:r>
+      <w:r>
+        <w:t xml:space="preserve"> </w:t>
+      </w:r>
+      <w:r>
+        <w:t xml:space="preserve">the open-loop cohort, with a six-hour window, the fall was 31.6 mg/dL per unit</w:t>
+      </w:r>
+      <w:r>
+        <w:t xml:space="preserve"> </w:t>
+      </w:r>
+      <w:r>
+        <w:t xml:space="preserve">given and the constant 1558 (1319 to 1737) in 78 people over 422 nights, an</w:t>
+      </w:r>
+      <w:r>
+        <w:t xml:space="preserve"> </w:t>
+      </w:r>
+      <w:r>
+        <w:t xml:space="preserve">interval that covers Walsh’s 1700 and lies below the 1915 people enter.</w:t>
       </w:r>
     </w:p>
     <w:bookmarkStart w:id="9" w:name="introduction"/>
@@ -5482,88 +5470,43 @@
         <w:pStyle w:val="FirstParagraph"/>
       </w:pPr>
       <w:r>
-        <w:t xml:space="preserve">The matched estimator above answers a narrow question, whether one additional unit</w:t>
-      </w:r>
-      <w:r>
-        <w:t xml:space="preserve"> </w:t>
-      </w:r>
-      <w:r>
-        <w:t xml:space="preserve">can be shown to have done something, and under an algorithm it cannot. That is a</w:t>
-      </w:r>
-      <w:r>
-        <w:t xml:space="preserve"> </w:t>
-      </w:r>
-      <w:r>
-        <w:t xml:space="preserve">property of that contrast rather than of the data. A constant can still be fitted,</w:t>
-      </w:r>
-      <w:r>
-        <w:t xml:space="preserve"> </w:t>
-      </w:r>
-      <w:r>
-        <w:t xml:space="preserve">by asking which law of the form ISF = K / TDD^b best predicts the overnight fall on</w:t>
-      </w:r>
-      <w:r>
-        <w:t xml:space="preserve"> </w:t>
-      </w:r>
-      <w:r>
-        <w:t xml:space="preserve">periods the fit never saw. Every person receives their own intercept, since</w:t>
-      </w:r>
-      <w:r>
-        <w:t xml:space="preserve"> </w:t>
-      </w:r>
-      <w:r>
-        <w:t xml:space="preserve">overnight most insulin is basal offsetting hepatic glucose output and no</w:t>
-      </w:r>
-      <w:r>
-        <w:t xml:space="preserve"> </w:t>
-      </w:r>
-      <w:r>
-        <w:t xml:space="preserve">sensitivity factor should be asked to carry that. Scoring is a per-person 70/30</w:t>
-      </w:r>
-      <w:r>
-        <w:t xml:space="preserve"> </w:t>
-      </w:r>
-      <w:r>
-        <w:t xml:space="preserve">split in time with median absolute error on the held-out tail.</w:t>
-      </w:r>
-    </w:p>
-    <w:p>
-      <w:pPr>
-        <w:pStyle w:val="BodyText"/>
-      </w:pPr>
-      <w:r>
-        <w:t xml:space="preserve">Across 1,613 people the constant at Walsh’s exponent of 1.0 was 880 (95% CI 844 to</w:t>
-      </w:r>
-      <w:r>
-        <w:t xml:space="preserve"> </w:t>
-      </w:r>
-      <w:r>
-        <w:t xml:space="preserve">918) with a held-out error of 23.41 mg/dL. The best-fitting exponent was 0.90 with</w:t>
-      </w:r>
-      <w:r>
-        <w:t xml:space="preserve"> </w:t>
-      </w:r>
-      <w:r>
-        <w:t xml:space="preserve">a constant of 616 and an error of 23.39 mg/dL. Walsh’s inverse-proportional form</w:t>
-      </w:r>
-      <w:r>
-        <w:t xml:space="preserve"> </w:t>
-      </w:r>
-      <w:r>
-        <w:t xml:space="preserve">therefore costs 0.02 mg/dL against the best fit in this corpus, which is no</w:t>
-      </w:r>
-      <w:r>
-        <w:t xml:space="preserve"> </w:t>
-      </w:r>
-      <w:r>
-        <w:t xml:space="preserve">meaningful penalty, and the form can be retained.</w:t>
+        <w:t xml:space="preserve">A settings file claims something narrow: that a correction of U units will lower</w:t>
+      </w:r>
+      <w:r>
+        <w:t xml:space="preserve"> </w:t>
+      </w:r>
+      <w:r>
+        <w:t xml:space="preserve">glucose by ISF times U. That claim can be measured directly. Isolated overnight</w:t>
+      </w:r>
+      <w:r>
+        <w:t xml:space="preserve"> </w:t>
+      </w:r>
+      <w:r>
+        <w:t xml:space="preserve">corrections of at least 1 U were selected at a starting glucose between 150 and</w:t>
+      </w:r>
+      <w:r>
+        <w:t xml:space="preserve"> </w:t>
+      </w:r>
+      <w:r>
+        <w:t xml:space="preserve">300 mg/dL, with a six-hour window so that the response of a six-hour insulin model</w:t>
+      </w:r>
+      <w:r>
+        <w:t xml:space="preserve"> </w:t>
+      </w:r>
+      <w:r>
+        <w:t xml:space="preserve">falls inside the observation, and the fall per unit given was taken as the median</w:t>
+      </w:r>
+      <w:r>
+        <w:t xml:space="preserve"> </w:t>
+      </w:r>
+      <w:r>
+        <w:t xml:space="preserve">across each person’s nights and multiplied by their measured daily dose.</w:t>
       </w:r>
     </w:p>
     <w:tbl>
       <w:tblPr>
         <w:tblStyle w:val="Table"/>
-        <w:tblW w:type="pct" w:w="5000"/>
-        <w:tblLayout w:type="fixed"/>
+        <w:tblW w:type="auto" w:w="0"/>
         <w:tblLook w:firstRow="1" w:lastRow="0" w:firstColumn="0" w:lastColumn="0" w:noHBand="0" w:noVBand="0" w:val="0020"/>
       </w:tblPr>
       <w:tblGrid>
@@ -5607,40 +5550,40 @@
               <w:pStyle w:val="Compact"/>
             </w:pPr>
             <w:r>
-              <w:t xml:space="preserve">Best exponent</w:t>
-            </w:r>
-          </w:p>
-        </w:tc>
-        <w:tc>
-          <w:tcPr/>
-          <w:p>
-            <w:pPr>
-              <w:pStyle w:val="Compact"/>
-            </w:pPr>
-            <w:r>
-              <w:t xml:space="preserve">Constant there</w:t>
-            </w:r>
-          </w:p>
-        </w:tc>
-        <w:tc>
-          <w:tcPr/>
-          <w:p>
-            <w:pPr>
-              <w:pStyle w:val="Compact"/>
-            </w:pPr>
-            <w:r>
-              <w:t xml:space="preserve">Constant at b = 1</w:t>
-            </w:r>
-          </w:p>
-        </w:tc>
-        <w:tc>
-          <w:tcPr/>
-          <w:p>
-            <w:pPr>
-              <w:pStyle w:val="Compact"/>
-            </w:pPr>
-            <w:r>
-              <w:t xml:space="preserve">Held-out MAE</w:t>
+              <w:t xml:space="preserve">Nights</w:t>
+            </w:r>
+          </w:p>
+        </w:tc>
+        <w:tc>
+          <w:tcPr/>
+          <w:p>
+            <w:pPr>
+              <w:pStyle w:val="Compact"/>
+            </w:pPr>
+            <w:r>
+              <w:t xml:space="preserve">Fall per unit, mg/dL</w:t>
+            </w:r>
+          </w:p>
+        </w:tc>
+        <w:tc>
+          <w:tcPr/>
+          <w:p>
+            <w:pPr>
+              <w:pStyle w:val="Compact"/>
+            </w:pPr>
+            <w:r>
+              <w:t xml:space="preserve">Constant</w:t>
+            </w:r>
+          </w:p>
+        </w:tc>
+        <w:tc>
+          <w:tcPr/>
+          <w:p>
+            <w:pPr>
+              <w:pStyle w:val="Compact"/>
+            </w:pPr>
+            <w:r>
+              <w:t xml:space="preserve">95% CI</w:t>
             </w:r>
           </w:p>
         </w:tc>
@@ -5653,62 +5596,62 @@
               <w:pStyle w:val="Compact"/>
             </w:pPr>
             <w:r>
-              <w:t xml:space="preserve">Loop</w:t>
-            </w:r>
-          </w:p>
-        </w:tc>
-        <w:tc>
-          <w:tcPr/>
-          <w:p>
-            <w:pPr>
-              <w:pStyle w:val="Compact"/>
-            </w:pPr>
-            <w:r>
-              <w:t xml:space="preserve">796</w:t>
-            </w:r>
-          </w:p>
-        </w:tc>
-        <w:tc>
-          <w:tcPr/>
-          <w:p>
-            <w:pPr>
-              <w:pStyle w:val="Compact"/>
-            </w:pPr>
-            <w:r>
-              <w:t xml:space="preserve">0.80</w:t>
-            </w:r>
-          </w:p>
-        </w:tc>
-        <w:tc>
-          <w:tcPr/>
-          <w:p>
-            <w:pPr>
-              <w:pStyle w:val="Compact"/>
-            </w:pPr>
-            <w:r>
-              <w:t xml:space="preserve">384</w:t>
-            </w:r>
-          </w:p>
-        </w:tc>
-        <w:tc>
-          <w:tcPr/>
-          <w:p>
-            <w:pPr>
-              <w:pStyle w:val="Compact"/>
-            </w:pPr>
-            <w:r>
-              <w:t xml:space="preserve">774</w:t>
-            </w:r>
-          </w:p>
-        </w:tc>
-        <w:tc>
-          <w:tcPr/>
-          <w:p>
-            <w:pPr>
-              <w:pStyle w:val="Compact"/>
-            </w:pPr>
-            <w:r>
-              <w:t xml:space="preserve">19.93</w:t>
+              <w:t xml:space="preserve">REPLACE-BG, open loop</w:t>
+            </w:r>
+          </w:p>
+        </w:tc>
+        <w:tc>
+          <w:tcPr/>
+          <w:p>
+            <w:pPr>
+              <w:pStyle w:val="Compact"/>
+            </w:pPr>
+            <w:r>
+              <w:t xml:space="preserve">78</w:t>
+            </w:r>
+          </w:p>
+        </w:tc>
+        <w:tc>
+          <w:tcPr/>
+          <w:p>
+            <w:pPr>
+              <w:pStyle w:val="Compact"/>
+            </w:pPr>
+            <w:r>
+              <w:t xml:space="preserve">422</w:t>
+            </w:r>
+          </w:p>
+        </w:tc>
+        <w:tc>
+          <w:tcPr/>
+          <w:p>
+            <w:pPr>
+              <w:pStyle w:val="Compact"/>
+            </w:pPr>
+            <w:r>
+              <w:t xml:space="preserve">31.6</w:t>
+            </w:r>
+          </w:p>
+        </w:tc>
+        <w:tc>
+          <w:tcPr/>
+          <w:p>
+            <w:pPr>
+              <w:pStyle w:val="Compact"/>
+            </w:pPr>
+            <w:r>
+              <w:t xml:space="preserve">1558</w:t>
+            </w:r>
+          </w:p>
+        </w:tc>
+        <w:tc>
+          <w:tcPr/>
+          <w:p>
+            <w:pPr>
+              <w:pStyle w:val="Compact"/>
+            </w:pPr>
+            <w:r>
+              <w:t xml:space="preserve">1319 to 1737</w:t>
             </w:r>
           </w:p>
         </w:tc>
@@ -5721,402 +5664,62 @@
               <w:pStyle w:val="Compact"/>
             </w:pPr>
             <w:r>
-              <w:t xml:space="preserve">IOBP2</w:t>
-            </w:r>
-          </w:p>
-        </w:tc>
-        <w:tc>
-          <w:tcPr/>
-          <w:p>
-            <w:pPr>
-              <w:pStyle w:val="Compact"/>
-            </w:pPr>
-            <w:r>
-              <w:t xml:space="preserve">323</w:t>
-            </w:r>
-          </w:p>
-        </w:tc>
-        <w:tc>
-          <w:tcPr/>
-          <w:p>
-            <w:pPr>
-              <w:pStyle w:val="Compact"/>
-            </w:pPr>
-            <w:r>
-              <w:t xml:space="preserve">0.55</w:t>
-            </w:r>
-          </w:p>
-        </w:tc>
-        <w:tc>
-          <w:tcPr/>
-          <w:p>
-            <w:pPr>
-              <w:pStyle w:val="Compact"/>
-            </w:pPr>
-            <w:r>
-              <w:t xml:space="preserve">143</w:t>
-            </w:r>
-          </w:p>
-        </w:tc>
-        <w:tc>
-          <w:tcPr/>
-          <w:p>
-            <w:pPr>
-              <w:pStyle w:val="Compact"/>
-            </w:pPr>
-            <w:r>
-              <w:t xml:space="preserve">869</w:t>
-            </w:r>
-          </w:p>
-        </w:tc>
-        <w:tc>
-          <w:tcPr/>
-          <w:p>
-            <w:pPr>
-              <w:pStyle w:val="Compact"/>
-            </w:pPr>
-            <w:r>
-              <w:t xml:space="preserve">30.67</w:t>
-            </w:r>
-          </w:p>
-        </w:tc>
-      </w:tr>
-      <w:tr>
-        <w:tc>
-          <w:tcPr/>
-          <w:p>
-            <w:pPr>
-              <w:pStyle w:val="Compact"/>
-            </w:pPr>
-            <w:r>
-              <w:t xml:space="preserve">REPLACE-BG</w:t>
-            </w:r>
-          </w:p>
-        </w:tc>
-        <w:tc>
-          <w:tcPr/>
-          <w:p>
-            <w:pPr>
-              <w:pStyle w:val="Compact"/>
-            </w:pPr>
-            <w:r>
-              <w:t xml:space="preserve">187</w:t>
-            </w:r>
-          </w:p>
-        </w:tc>
-        <w:tc>
-          <w:tcPr/>
-          <w:p>
-            <w:pPr>
-              <w:pStyle w:val="Compact"/>
-            </w:pPr>
-            <w:r>
-              <w:t xml:space="preserve">1.10</w:t>
-            </w:r>
-          </w:p>
-        </w:tc>
-        <w:tc>
-          <w:tcPr/>
-          <w:p>
-            <w:pPr>
-              <w:pStyle w:val="Compact"/>
-            </w:pPr>
-            <w:r>
-              <w:t xml:space="preserve">623</w:t>
-            </w:r>
-          </w:p>
-        </w:tc>
-        <w:tc>
-          <w:tcPr/>
-          <w:p>
-            <w:pPr>
-              <w:pStyle w:val="Compact"/>
-            </w:pPr>
-            <w:r>
-              <w:t xml:space="preserve">423</w:t>
-            </w:r>
-          </w:p>
-        </w:tc>
-        <w:tc>
-          <w:tcPr/>
-          <w:p>
-            <w:pPr>
-              <w:pStyle w:val="Compact"/>
-            </w:pPr>
-            <w:r>
-              <w:t xml:space="preserve">29.26</w:t>
-            </w:r>
-          </w:p>
-        </w:tc>
-      </w:tr>
-      <w:tr>
-        <w:tc>
-          <w:tcPr/>
-          <w:p>
-            <w:pPr>
-              <w:pStyle w:val="Compact"/>
-            </w:pPr>
-            <w:r>
-              <w:t xml:space="preserve">DCLP3</w:t>
-            </w:r>
-          </w:p>
-        </w:tc>
-        <w:tc>
-          <w:tcPr/>
-          <w:p>
-            <w:pPr>
-              <w:pStyle w:val="Compact"/>
-            </w:pPr>
-            <w:r>
-              <w:t xml:space="preserve">112</w:t>
-            </w:r>
-          </w:p>
-        </w:tc>
-        <w:tc>
-          <w:tcPr/>
-          <w:p>
-            <w:pPr>
-              <w:pStyle w:val="Compact"/>
-            </w:pPr>
-            <w:r>
-              <w:t xml:space="preserve">0.50</w:t>
-            </w:r>
-          </w:p>
-        </w:tc>
-        <w:tc>
-          <w:tcPr/>
-          <w:p>
-            <w:pPr>
-              <w:pStyle w:val="Compact"/>
-            </w:pPr>
-            <w:r>
-              <w:t xml:space="preserve">169</w:t>
-            </w:r>
-          </w:p>
-        </w:tc>
-        <w:tc>
-          <w:tcPr/>
-          <w:p>
-            <w:pPr>
-              <w:pStyle w:val="Compact"/>
-            </w:pPr>
-            <w:r>
-              <w:t xml:space="preserve">1177</w:t>
-            </w:r>
-          </w:p>
-        </w:tc>
-        <w:tc>
-          <w:tcPr/>
-          <w:p>
-            <w:pPr>
-              <w:pStyle w:val="Compact"/>
-            </w:pPr>
-            <w:r>
-              <w:t xml:space="preserve">21.61</w:t>
-            </w:r>
-          </w:p>
-        </w:tc>
-      </w:tr>
-      <w:tr>
-        <w:tc>
-          <w:tcPr/>
-          <w:p>
-            <w:pPr>
-              <w:pStyle w:val="Compact"/>
-            </w:pPr>
-            <w:r>
-              <w:t xml:space="preserve">DCLP5</w:t>
-            </w:r>
-          </w:p>
-        </w:tc>
-        <w:tc>
-          <w:tcPr/>
-          <w:p>
-            <w:pPr>
-              <w:pStyle w:val="Compact"/>
-            </w:pPr>
-            <w:r>
-              <w:t xml:space="preserve">100</w:t>
-            </w:r>
-          </w:p>
-        </w:tc>
-        <w:tc>
-          <w:tcPr/>
-          <w:p>
-            <w:pPr>
-              <w:pStyle w:val="Compact"/>
-            </w:pPr>
-            <w:r>
-              <w:t xml:space="preserve">0.95</w:t>
-            </w:r>
-          </w:p>
-        </w:tc>
-        <w:tc>
-          <w:tcPr/>
-          <w:p>
-            <w:pPr>
-              <w:pStyle w:val="Compact"/>
-            </w:pPr>
-            <w:r>
-              <w:t xml:space="preserve">1203</w:t>
-            </w:r>
-          </w:p>
-        </w:tc>
-        <w:tc>
-          <w:tcPr/>
-          <w:p>
-            <w:pPr>
-              <w:pStyle w:val="Compact"/>
-            </w:pPr>
-            <w:r>
-              <w:t xml:space="preserve">1433</w:t>
-            </w:r>
-          </w:p>
-        </w:tc>
-        <w:tc>
-          <w:tcPr/>
-          <w:p>
-            <w:pPr>
-              <w:pStyle w:val="Compact"/>
-            </w:pPr>
-            <w:r>
-              <w:t xml:space="preserve">20.39</w:t>
-            </w:r>
-          </w:p>
-        </w:tc>
-      </w:tr>
-      <w:tr>
-        <w:tc>
-          <w:tcPr/>
-          <w:p>
-            <w:pPr>
-              <w:pStyle w:val="Compact"/>
-            </w:pPr>
-            <w:r>
-              <w:t xml:space="preserve">PEDAP</w:t>
-            </w:r>
-          </w:p>
-        </w:tc>
-        <w:tc>
-          <w:tcPr/>
-          <w:p>
-            <w:pPr>
-              <w:pStyle w:val="Compact"/>
-            </w:pPr>
-            <w:r>
-              <w:t xml:space="preserve">95</w:t>
-            </w:r>
-          </w:p>
-        </w:tc>
-        <w:tc>
-          <w:tcPr/>
-          <w:p>
-            <w:pPr>
-              <w:pStyle w:val="Compact"/>
-            </w:pPr>
-            <w:r>
-              <w:t xml:space="preserve">1.00</w:t>
-            </w:r>
-          </w:p>
-        </w:tc>
-        <w:tc>
-          <w:tcPr/>
-          <w:p>
-            <w:pPr>
-              <w:pStyle w:val="Compact"/>
-            </w:pPr>
-            <w:r>
-              <w:t xml:space="preserve">1233</w:t>
-            </w:r>
-          </w:p>
-        </w:tc>
-        <w:tc>
-          <w:tcPr/>
-          <w:p>
-            <w:pPr>
-              <w:pStyle w:val="Compact"/>
-            </w:pPr>
-            <w:r>
-              <w:t xml:space="preserve">1233</w:t>
-            </w:r>
-          </w:p>
-        </w:tc>
-        <w:tc>
-          <w:tcPr/>
-          <w:p>
-            <w:pPr>
-              <w:pStyle w:val="Compact"/>
-            </w:pPr>
-            <w:r>
-              <w:t xml:space="preserve">23.38</w:t>
-            </w:r>
-          </w:p>
-        </w:tc>
-      </w:tr>
-      <w:tr>
-        <w:tc>
-          <w:tcPr/>
-          <w:p>
-            <w:pPr>
-              <w:pStyle w:val="Compact"/>
-            </w:pPr>
-            <w:r>
-              <w:t xml:space="preserve">Pooled</w:t>
-            </w:r>
-          </w:p>
-        </w:tc>
-        <w:tc>
-          <w:tcPr/>
-          <w:p>
-            <w:pPr>
-              <w:pStyle w:val="Compact"/>
-            </w:pPr>
-            <w:r>
-              <w:t xml:space="preserve">1,613</w:t>
-            </w:r>
-          </w:p>
-        </w:tc>
-        <w:tc>
-          <w:tcPr/>
-          <w:p>
-            <w:pPr>
-              <w:pStyle w:val="Compact"/>
-            </w:pPr>
-            <w:r>
-              <w:t xml:space="preserve">0.90</w:t>
-            </w:r>
-          </w:p>
-        </w:tc>
-        <w:tc>
-          <w:tcPr/>
-          <w:p>
-            <w:pPr>
-              <w:pStyle w:val="Compact"/>
-            </w:pPr>
-            <w:r>
-              <w:t xml:space="preserve">616</w:t>
-            </w:r>
-          </w:p>
-        </w:tc>
-        <w:tc>
-          <w:tcPr/>
-          <w:p>
-            <w:pPr>
-              <w:pStyle w:val="Compact"/>
-            </w:pPr>
-            <w:r>
-              <w:t xml:space="preserve">880</w:t>
-            </w:r>
-          </w:p>
-        </w:tc>
-        <w:tc>
-          <w:tcPr/>
-          <w:p>
-            <w:pPr>
-              <w:pStyle w:val="Compact"/>
-            </w:pPr>
-            <w:r>
-              <w:t xml:space="preserve">23.41</w:t>
+              <w:t xml:space="preserve">Loop, DIY closed loop</w:t>
+            </w:r>
+          </w:p>
+        </w:tc>
+        <w:tc>
+          <w:tcPr/>
+          <w:p>
+            <w:pPr>
+              <w:pStyle w:val="Compact"/>
+            </w:pPr>
+            <w:r>
+              <w:t xml:space="preserve">80</w:t>
+            </w:r>
+          </w:p>
+        </w:tc>
+        <w:tc>
+          <w:tcPr/>
+          <w:p>
+            <w:pPr>
+              <w:pStyle w:val="Compact"/>
+            </w:pPr>
+            <w:r>
+              <w:t xml:space="preserve">365</w:t>
+            </w:r>
+          </w:p>
+        </w:tc>
+        <w:tc>
+          <w:tcPr/>
+          <w:p>
+            <w:pPr>
+              <w:pStyle w:val="Compact"/>
+            </w:pPr>
+            <w:r>
+              <w:t xml:space="preserve">42.0</w:t>
+            </w:r>
+          </w:p>
+        </w:tc>
+        <w:tc>
+          <w:tcPr/>
+          <w:p>
+            <w:pPr>
+              <w:pStyle w:val="Compact"/>
+            </w:pPr>
+            <w:r>
+              <w:t xml:space="preserve">1947</w:t>
+            </w:r>
+          </w:p>
+        </w:tc>
+        <w:tc>
+          <w:tcPr/>
+          <w:p>
+            <w:pPr>
+              <w:pStyle w:val="Compact"/>
+            </w:pPr>
+            <w:r>
+              <w:t xml:space="preserve">1660 to 2249</w:t>
             </w:r>
           </w:p>
         </w:tc>
@@ -6127,49 +5730,37 @@
         <w:pStyle w:val="BodyText"/>
       </w:pPr>
       <w:r>
-        <w:t xml:space="preserve">Two readings of this table are needed together. A constant is obtainable from</w:t>
-      </w:r>
-      <w:r>
-        <w:t xml:space="preserve"> </w:t>
-      </w:r>
-      <w:r>
-        <w:t xml:space="preserve">observational data, and the pooled figure of 880 is estimated with a narrow</w:t>
-      </w:r>
-      <w:r>
-        <w:t xml:space="preserve"> </w:t>
-      </w:r>
-      <w:r>
-        <w:t xml:space="preserve">interval on a large sample and validated out of sample. A single universal</w:t>
-      </w:r>
-      <w:r>
-        <w:t xml:space="preserve"> </w:t>
-      </w:r>
-      <w:r>
-        <w:t xml:space="preserve">constant is not supported by these cohorts: the value at b = 1 spans 423 to 1433,</w:t>
-      </w:r>
-      <w:r>
-        <w:t xml:space="preserve"> </w:t>
-      </w:r>
-      <w:r>
-        <w:t xml:space="preserve">a factor of 3.39, and the best exponent spans 0.50 to 1.10. The open-loop cohort,</w:t>
-      </w:r>
-      <w:r>
-        <w:t xml:space="preserve"> </w:t>
-      </w:r>
-      <w:r>
-        <w:t xml:space="preserve">in which the matched estimator was the only one to work, returns the lowest value</w:t>
-      </w:r>
-      <w:r>
-        <w:t xml:space="preserve"> </w:t>
-      </w:r>
-      <w:r>
-        <w:t xml:space="preserve">at 423, and its agreement with the matched estimate of 399 for the same people is</w:t>
-      </w:r>
-      <w:r>
-        <w:t xml:space="preserve"> </w:t>
-      </w:r>
-      <w:r>
-        <w:t xml:space="preserve">the one place two independent methods can be checked against each other.</w:t>
+        <w:t xml:space="preserve">REPLACE-BG is the cohort to read. It is the only one in which nothing but the</w:t>
+      </w:r>
+      <w:r>
+        <w:t xml:space="preserve"> </w:t>
+      </w:r>
+      <w:r>
+        <w:t xml:space="preserve">person’s own correction and their programmed basal is acting during the window,</w:t>
+      </w:r>
+      <w:r>
+        <w:t xml:space="preserve"> </w:t>
+      </w:r>
+      <w:r>
+        <w:t xml:space="preserve">so the fall can be attributed to the dose. Its interval covers Walsh’s 1700 and</w:t>
+      </w:r>
+      <w:r>
+        <w:t xml:space="preserve"> </w:t>
+      </w:r>
+      <w:r>
+        <w:t xml:space="preserve">lies below the 1915 those people and their peers have entered, which says that</w:t>
+      </w:r>
+      <w:r>
+        <w:t xml:space="preserve"> </w:t>
+      </w:r>
+      <w:r>
+        <w:t xml:space="preserve">entered settings are slightly weak rather than substantially so: a correction</w:t>
+      </w:r>
+      <w:r>
+        <w:t xml:space="preserve"> </w:t>
+      </w:r>
+      <w:r>
+        <w:t xml:space="preserve">delivers a little more than the setting predicts.</w:t>
       </w:r>
     </w:p>
     <w:p>
@@ -6177,19 +5768,25 @@
         <w:pStyle w:val="BodyText"/>
       </w:pPr>
       <w:r>
-        <w:t xml:space="preserve">The pooled constant of 880 is 46% of the entered constant of 1915 for adults. That</w:t>
-      </w:r>
-      <w:r>
-        <w:t xml:space="preserve"> </w:t>
-      </w:r>
-      <w:r>
-        <w:t xml:space="preserve">ratio is consistent with every other route taken in this paper, which found</w:t>
-      </w:r>
-      <w:r>
-        <w:t xml:space="preserve"> </w:t>
-      </w:r>
-      <w:r>
-        <w:t xml:space="preserve">measured-to-entered ratios between 0.39 and 0.50.</w:t>
+        <w:t xml:space="preserve">The Loop figure of 1947 is larger and should not be read as a sensitivity. The</w:t>
+      </w:r>
+      <w:r>
+        <w:t xml:space="preserve"> </w:t>
+      </w:r>
+      <w:r>
+        <w:t xml:space="preserve">algorithm continues to act throughout the window, so part of that fall is the</w:t>
+      </w:r>
+      <w:r>
+        <w:t xml:space="preserve"> </w:t>
+      </w:r>
+      <w:r>
+        <w:t xml:space="preserve">controller’s work rather than the bolus, and the estimate is biased upward for the</w:t>
+      </w:r>
+      <w:r>
+        <w:t xml:space="preserve"> </w:t>
+      </w:r>
+      <w:r>
+        <w:t xml:space="preserve">same reason the matched estimator was biased downward.</w:t>
       </w:r>
     </w:p>
     <w:p>
@@ -6197,59 +5794,29 @@
         <w:pStyle w:val="BodyText"/>
       </w:pPr>
       <w:r>
-        <w:t xml:space="preserve">The reason for the gap follows from the design rather than from error in either</w:t>
-      </w:r>
-      <w:r>
-        <w:t xml:space="preserve"> </w:t>
-      </w:r>
-      <w:r>
-        <w:t xml:space="preserve">number. The fit gives each person an intercept, so 880 is the marginal fall per</w:t>
-      </w:r>
-      <w:r>
-        <w:t xml:space="preserve"> </w:t>
-      </w:r>
-      <w:r>
-        <w:t xml:space="preserve">acting unit relative to that person’s own baseline trajectory. A settings file</w:t>
-      </w:r>
-      <w:r>
-        <w:t xml:space="preserve"> </w:t>
-      </w:r>
-      <w:r>
-        <w:t xml:space="preserve">encodes the whole fall a person expects after a correction, and part of that fall</w:t>
-      </w:r>
-      <w:r>
-        <w:t xml:space="preserve"> </w:t>
-      </w:r>
-      <w:r>
-        <w:t xml:space="preserve">occurs without insulin: overnight and carbohydrate-free between 150 and 250 mg/dL,</w:t>
-      </w:r>
-      <w:r>
-        <w:t xml:space="preserve"> </w:t>
-      </w:r>
-      <w:r>
-        <w:t xml:space="preserve">glucose fell a median 21 to 30 mg/dL over four hours with no correction given.</w:t>
-      </w:r>
-      <w:r>
-        <w:t xml:space="preserve"> </w:t>
-      </w:r>
-      <w:r>
-        <w:t xml:space="preserve">Comparing 880 with 1700 or with 1915 without stating this is comparing a marginal</w:t>
-      </w:r>
-      <w:r>
-        <w:t xml:space="preserve"> </w:t>
-      </w:r>
-      <w:r>
-        <w:t xml:space="preserve">quantity with a total one.</w:t>
+        <w:t xml:space="preserve">The horizon was tested rather than assumed. Rebuilding every window at six hours</w:t>
+      </w:r>
+      <w:r>
+        <w:t xml:space="preserve"> </w:t>
+      </w:r>
+      <w:r>
+        <w:t xml:space="preserve">instead of four moved the pooled fitted constant from 880 to 874, so truncation of</w:t>
+      </w:r>
+      <w:r>
+        <w:t xml:space="preserve"> </w:t>
+      </w:r>
+      <w:r>
+        <w:t xml:space="preserve">the insulin tail is not a material source of bias in this design.</w:t>
       </w:r>
     </w:p>
     <w:bookmarkEnd w:id="26"/>
-    <w:bookmarkStart w:id="27" w:name="a-scaling-claim-withdrawn"/>
+    <w:bookmarkStart w:id="27" w:name="Xeeef5e81579ef1553c89ec4d2eacce7cb911a68"/>
     <w:p>
       <w:pPr>
         <w:pStyle w:val="Heading2"/>
       </w:pPr>
       <w:r>
-        <w:t xml:space="preserve">A scaling claim withdrawn</w:t>
+        <w:t xml:space="preserve">An estimator withdrawn, and a constant with it</w:t>
       </w:r>
     </w:p>
     <w:p>
@@ -6257,25 +5824,13 @@
         <w:pStyle w:val="FirstParagraph"/>
       </w:pPr>
       <w:r>
-        <w:t xml:space="preserve">An earlier version of this analysis reported a different route to the same</w:t>
-      </w:r>
-      <w:r>
-        <w:t xml:space="preserve"> </w:t>
-      </w:r>
-      <w:r>
-        <w:t xml:space="preserve">question, regressing a per-person measured constant on daily dose, and found a</w:t>
-      </w:r>
-      <w:r>
-        <w:t xml:space="preserve"> </w:t>
-      </w:r>
-      <w:r>
-        <w:t xml:space="preserve">slope of +0.107 with an interval of -0.024 to +0.240. That was presented as</w:t>
-      </w:r>
-      <w:r>
-        <w:t xml:space="preserve"> </w:t>
-      </w:r>
-      <w:r>
-        <w:t xml:space="preserve">evidence that one constant fits the whole dose range. It is withdrawn.</w:t>
+        <w:t xml:space="preserve">Two earlier attempts on this question are withdrawn, and both failed in ways worth</w:t>
+      </w:r>
+      <w:r>
+        <w:t xml:space="preserve"> </w:t>
+      </w:r>
+      <w:r>
+        <w:t xml:space="preserve">recording because the failures are not obvious from their output.</w:t>
       </w:r>
     </w:p>
     <w:p>
@@ -6283,43 +5838,61 @@
         <w:pStyle w:val="BodyText"/>
       </w:pPr>
       <w:r>
-        <w:t xml:space="preserve">Two faults account for it. The regression was fitted only to the 1,182 people of</w:t>
-      </w:r>
-      <w:r>
-        <w:t xml:space="preserve"> </w:t>
-      </w:r>
-      <w:r>
-        <w:t xml:space="preserve">1,660 whose measured sensitivity came out above zero, which is selection on the</w:t>
-      </w:r>
-      <w:r>
-        <w:t xml:space="preserve"> </w:t>
-      </w:r>
-      <w:r>
-        <w:t xml:space="preserve">outcome. More seriously, it pooled cohorts whose bias differs. Within-cohort</w:t>
-      </w:r>
-      <w:r>
-        <w:t xml:space="preserve"> </w:t>
-      </w:r>
-      <w:r>
-        <w:t xml:space="preserve">slopes from that estimator run -0.053 in REPLACE-BG, -0.014 in IOBP2, +0.127 in</w:t>
-      </w:r>
-      <w:r>
-        <w:t xml:space="preserve"> </w:t>
-      </w:r>
-      <w:r>
-        <w:t xml:space="preserve">DCLP3, +0.155 in PEDAP, +0.245 in Loop with an interval of +0.083 to +0.411 that</w:t>
-      </w:r>
-      <w:r>
-        <w:t xml:space="preserve"> </w:t>
-      </w:r>
-      <w:r>
-        <w:t xml:space="preserve">excludes zero, and +0.323 in DCLP5. The pooled interval covered zero only by</w:t>
-      </w:r>
-      <w:r>
-        <w:t xml:space="preserve"> </w:t>
-      </w:r>
-      <w:r>
-        <w:t xml:space="preserve">averaging across that spread.</w:t>
+        <w:t xml:space="preserve">The first regressed a per-person measured sensitivity on daily dose and reported a</w:t>
+      </w:r>
+      <w:r>
+        <w:t xml:space="preserve"> </w:t>
+      </w:r>
+      <w:r>
+        <w:t xml:space="preserve">slope of +0.107 with an interval of -0.024 to +0.240 as evidence that one constant</w:t>
+      </w:r>
+      <w:r>
+        <w:t xml:space="preserve"> </w:t>
+      </w:r>
+      <w:r>
+        <w:t xml:space="preserve">fits the whole dose range. It was fitted only to the 1,182 people of 1,660 whose</w:t>
+      </w:r>
+      <w:r>
+        <w:t xml:space="preserve"> </w:t>
+      </w:r>
+      <w:r>
+        <w:t xml:space="preserve">measured sensitivity came out above zero, which is selection on the outcome, and</w:t>
+      </w:r>
+      <w:r>
+        <w:t xml:space="preserve"> </w:t>
+      </w:r>
+      <w:r>
+        <w:t xml:space="preserve">it pooled cohorts whose bias differs. Within-cohort slopes from that estimator run</w:t>
+      </w:r>
+      <w:r>
+        <w:t xml:space="preserve"> </w:t>
+      </w:r>
+      <w:r>
+        <w:t xml:space="preserve">-0.053 in REPLACE-BG to +0.323 in DCLP5, with the largest cohort excluding zero at</w:t>
+      </w:r>
+      <w:r>
+        <w:t xml:space="preserve"> </w:t>
+      </w:r>
+      <w:r>
+        <w:t xml:space="preserve">+0.245. The defence offered was that a multiplier common to everyone cannot alter</w:t>
+      </w:r>
+      <w:r>
+        <w:t xml:space="preserve"> </w:t>
+      </w:r>
+      <w:r>
+        <w:t xml:space="preserve">a slope, and the multiplier is not common: the endogeneity measure above spans</w:t>
+      </w:r>
+      <w:r>
+        <w:t xml:space="preserve"> </w:t>
+      </w:r>
+      <w:r>
+        <w:t xml:space="preserve">0.054 to 0.447 between cohorts and cohort median daily dose spans 13.6 to 55.5 U,</w:t>
+      </w:r>
+      <w:r>
+        <w:t xml:space="preserve"> </w:t>
+      </w:r>
+      <w:r>
+        <w:t xml:space="preserve">so a cohort-specific bias varies along the axis the slope is measured on.</w:t>
       </w:r>
     </w:p>
     <w:p>
@@ -6327,55 +5900,81 @@
         <w:pStyle w:val="BodyText"/>
       </w:pPr>
       <w:r>
-        <w:t xml:space="preserve">The defence offered for the pooled figure was that a multiplier common to everyone</w:t>
-      </w:r>
-      <w:r>
-        <w:t xml:space="preserve"> </w:t>
-      </w:r>
-      <w:r>
-        <w:t xml:space="preserve">cannot alter a slope. The multiplier is not common. The endogeneity measure above</w:t>
-      </w:r>
-      <w:r>
-        <w:t xml:space="preserve"> </w:t>
-      </w:r>
-      <w:r>
-        <w:t xml:space="preserve">runs from 0.054 to 0.447 between cohorts, and cohort median daily dose spans 13.6</w:t>
-      </w:r>
-      <w:r>
-        <w:t xml:space="preserve"> </w:t>
-      </w:r>
-      <w:r>
-        <w:t xml:space="preserve">to 55.5 U, so a bias that differs by cohort differs along the axis the slope is</w:t>
-      </w:r>
-      <w:r>
-        <w:t xml:space="preserve"> </w:t>
-      </w:r>
-      <w:r>
-        <w:t xml:space="preserve">measured on. This is the same composition artefact identified earlier in this</w:t>
-      </w:r>
-      <w:r>
-        <w:t xml:space="preserve"> </w:t>
-      </w:r>
-      <w:r>
-        <w:t xml:space="preserve">paper for entered settings, arising in the author’s own measured analysis. The</w:t>
-      </w:r>
-      <w:r>
-        <w:t xml:space="preserve"> </w:t>
-      </w:r>
-      <w:r>
-        <w:t xml:space="preserve">predictive fit reported in the preceding section is the sounder route to the same</w:t>
-      </w:r>
-      <w:r>
-        <w:t xml:space="preserve"> </w:t>
-      </w:r>
-      <w:r>
-        <w:t xml:space="preserve">question and reaches a compatible conclusion: the exponent is not stable across</w:t>
-      </w:r>
-      <w:r>
-        <w:t xml:space="preserve"> </w:t>
-      </w:r>
-      <w:r>
-        <w:t xml:space="preserve">cohorts either, spanning 0.50 to 1.10.</w:t>
+        <w:t xml:space="preserve">The second fitted ISF = K / TDD^b to predict the overnight fall out of sample and</w:t>
+      </w:r>
+      <w:r>
+        <w:t xml:space="preserve"> </w:t>
+      </w:r>
+      <w:r>
+        <w:t xml:space="preserve">reported K = 880 at Walsh’s exponent. The exposure was the action within the</w:t>
+      </w:r>
+      <w:r>
+        <w:t xml:space="preserve"> </w:t>
+      </w:r>
+      <w:r>
+        <w:t xml:space="preserve">window from insulin given before it opened, chosen because pre-committed insulin</w:t>
+      </w:r>
+      <w:r>
+        <w:t xml:space="preserve"> </w:t>
+      </w:r>
+      <w:r>
+        <w:t xml:space="preserve">cannot respond to what happens inside the window. That choice discards the</w:t>
+      </w:r>
+      <w:r>
+        <w:t xml:space="preserve"> </w:t>
+      </w:r>
+      <w:r>
+        <w:t xml:space="preserve">correction. On isolated correction nights only 22 to 29% of the action is</w:t>
+      </w:r>
+      <w:r>
+        <w:t xml:space="preserve"> </w:t>
+      </w:r>
+      <w:r>
+        <w:t xml:space="preserve">pre-window, and the remainder is the tail of the basal rate, so the fitted</w:t>
+      </w:r>
+      <w:r>
+        <w:t xml:space="preserve"> </w:t>
+      </w:r>
+      <w:r>
+        <w:t xml:space="preserve">coefficient was the effect of the basal tail rather than of a dose. Refitting on</w:t>
+      </w:r>
+      <w:r>
+        <w:t xml:space="preserve"> </w:t>
+      </w:r>
+      <w:r>
+        <w:t xml:space="preserve">total action does not repair it, giving 355, because overnight most of that total</w:t>
+      </w:r>
+      <w:r>
+        <w:t xml:space="preserve"> </w:t>
+      </w:r>
+      <w:r>
+        <w:t xml:space="preserve">is also basal, and basal holds glucose level rather than lowering it. A per-person</w:t>
+      </w:r>
+      <w:r>
+        <w:t xml:space="preserve"> </w:t>
+      </w:r>
+      <w:r>
+        <w:t xml:space="preserve">intercept does not separate the two, since within a person both exposures vary</w:t>
+      </w:r>
+      <w:r>
+        <w:t xml:space="preserve"> </w:t>
+      </w:r>
+      <w:r>
+        <w:t xml:space="preserve">mostly through basal.</w:t>
+      </w:r>
+    </w:p>
+    <w:p>
+      <w:pPr>
+        <w:pStyle w:val="BodyText"/>
+      </w:pPr>
+      <w:r>
+        <w:t xml:space="preserve">The direct measurement above avoids this by restricting to nights when the dose is</w:t>
+      </w:r>
+      <w:r>
+        <w:t xml:space="preserve"> </w:t>
+      </w:r>
+      <w:r>
+        <w:t xml:space="preserve">identifiable, at the cost of using 78 people rather than 1,511.</w:t>
       </w:r>
     </w:p>
     <w:bookmarkEnd w:id="27"/>
@@ -6558,61 +6157,49 @@
         <w:pStyle w:val="BodyText"/>
       </w:pPr>
       <w:r>
-        <w:t xml:space="preserve">The third concerns what the sensitivity factor is, and it is the reason two</w:t>
-      </w:r>
-      <w:r>
-        <w:t xml:space="preserve"> </w:t>
-      </w:r>
-      <w:r>
-        <w:t xml:space="preserve">defensible constants differ by a factor of two. A pump setting encodes the whole</w:t>
-      </w:r>
-      <w:r>
-        <w:t xml:space="preserve"> </w:t>
-      </w:r>
-      <w:r>
-        <w:t xml:space="preserve">glucose fall a person expects after a correction. Part of that fall occurs without</w:t>
-      </w:r>
-      <w:r>
-        <w:t xml:space="preserve"> </w:t>
-      </w:r>
-      <w:r>
-        <w:t xml:space="preserve">insulin: overnight and carbohydrate-free, between 150 and 250 mg/dL, glucose fell</w:t>
-      </w:r>
-      <w:r>
-        <w:t xml:space="preserve"> </w:t>
-      </w:r>
-      <w:r>
-        <w:t xml:space="preserve">a median 21 to 30 mg/dL over four hours with no correction given. Any estimator</w:t>
-      </w:r>
-      <w:r>
-        <w:t xml:space="preserve"> </w:t>
-      </w:r>
-      <w:r>
-        <w:t xml:space="preserve">that separates the insulin effect from that baseline returns a marginal quantity,</w:t>
-      </w:r>
-      <w:r>
-        <w:t xml:space="preserve"> </w:t>
-      </w:r>
-      <w:r>
-        <w:t xml:space="preserve">and both estimators used here do. The predictive fit gives 880 divided by daily</w:t>
-      </w:r>
-      <w:r>
-        <w:t xml:space="preserve"> </w:t>
-      </w:r>
-      <w:r>
-        <w:t xml:space="preserve">dose across 1,613 people and the matched design gives 15 to 20 mg/dL per unit</w:t>
-      </w:r>
-      <w:r>
-        <w:t xml:space="preserve"> </w:t>
-      </w:r>
-      <w:r>
-        <w:t xml:space="preserve">against 45 entered in the open-loop cohort, which agree with each other and are</w:t>
-      </w:r>
-      <w:r>
-        <w:t xml:space="preserve"> </w:t>
-      </w:r>
-      <w:r>
-        <w:t xml:space="preserve">each about 46% of the entered figure.</w:t>
+        <w:t xml:space="preserve">The third concerns which of the three original constants survives measurement,</w:t>
+      </w:r>
+      <w:r>
+        <w:t xml:space="preserve"> </w:t>
+      </w:r>
+      <w:r>
+        <w:t xml:space="preserve">and the answer inverts the picture from entered settings alone. Measured from</w:t>
+      </w:r>
+      <w:r>
+        <w:t xml:space="preserve"> </w:t>
+      </w:r>
+      <w:r>
+        <w:t xml:space="preserve">isolated corrections where nothing else was intervening, the sensitivity constant</w:t>
+      </w:r>
+      <w:r>
+        <w:t xml:space="preserve"> </w:t>
+      </w:r>
+      <w:r>
+        <w:t xml:space="preserve">is 1558 with an interval of 1319 to 1737, which covers Walsh’s 1700. What people</w:t>
+      </w:r>
+      <w:r>
+        <w:t xml:space="preserve"> </w:t>
+      </w:r>
+      <w:r>
+        <w:t xml:space="preserve">enter, 1915 in adults, sits above both, so entered settings are slightly weak and</w:t>
+      </w:r>
+      <w:r>
+        <w:t xml:space="preserve"> </w:t>
+      </w:r>
+      <w:r>
+        <w:t xml:space="preserve">a correction delivers a little more than the setting predicts. The carbohydrate</w:t>
+      </w:r>
+      <w:r>
+        <w:t xml:space="preserve"> </w:t>
+      </w:r>
+      <w:r>
+        <w:t xml:space="preserve">ratio goes the other way and further: 415 measured against 500, with entered</w:t>
+      </w:r>
+      <w:r>
+        <w:t xml:space="preserve"> </w:t>
+      </w:r>
+      <w:r>
+        <w:t xml:space="preserve">settings at 409 agreeing with the measurement rather than with the rule.</w:t>
       </w:r>
     </w:p>
     <w:p>
@@ -6620,37 +6207,63 @@
         <w:pStyle w:val="BodyText"/>
       </w:pPr>
       <w:r>
-        <w:t xml:space="preserve">These are therefore two quantities rather than two estimates of one. Substituting</w:t>
-      </w:r>
-      <w:r>
-        <w:t xml:space="preserve"> </w:t>
-      </w:r>
-      <w:r>
-        <w:t xml:space="preserve">the marginal value into a pump would roughly double correction doses. The entered</w:t>
-      </w:r>
-      <w:r>
-        <w:t xml:space="preserve"> </w:t>
-      </w:r>
-      <w:r>
-        <w:t xml:space="preserve">constant of 1915 in adults remains the number to set, and 880 describes what an</w:t>
-      </w:r>
-      <w:r>
-        <w:t xml:space="preserve"> </w:t>
-      </w:r>
-      <w:r>
-        <w:t xml:space="preserve">additional unit does against a person’s own baseline. Reporting either without</w:t>
-      </w:r>
-      <w:r>
-        <w:t xml:space="preserve"> </w:t>
-      </w:r>
-      <w:r>
-        <w:t xml:space="preserve">naming which one it is has caused confusion in this work and would cause it in</w:t>
-      </w:r>
-      <w:r>
-        <w:t xml:space="preserve"> </w:t>
-      </w:r>
-      <w:r>
-        <w:t xml:space="preserve">anybody else’s.</w:t>
+        <w:t xml:space="preserve">So Walsh’s sensitivity constant is closer to what insulin does than to what people</w:t>
+      </w:r>
+      <w:r>
+        <w:t xml:space="preserve"> </w:t>
+      </w:r>
+      <w:r>
+        <w:t xml:space="preserve">have written down, and the carbohydrate rule is wrong by a fifth in both. That</w:t>
+      </w:r>
+      <w:r>
+        <w:t xml:space="preserve"> </w:t>
+      </w:r>
+      <w:r>
+        <w:t xml:space="preserve">distinction is only visible because both quantities were measured rather than read</w:t>
+      </w:r>
+      <w:r>
+        <w:t xml:space="preserve"> </w:t>
+      </w:r>
+      <w:r>
+        <w:t xml:space="preserve">off settings, and it is the reason this analysis was worth doing on device data at</w:t>
+      </w:r>
+      <w:r>
+        <w:t xml:space="preserve"> </w:t>
+      </w:r>
+      <w:r>
+        <w:t xml:space="preserve">all.</w:t>
+      </w:r>
+    </w:p>
+    <w:p>
+      <w:pPr>
+        <w:pStyle w:val="BodyText"/>
+      </w:pPr>
+      <w:r>
+        <w:t xml:space="preserve">A caution attaches to the sensitivity figure that does not attach to the</w:t>
+      </w:r>
+      <w:r>
+        <w:t xml:space="preserve"> </w:t>
+      </w:r>
+      <w:r>
+        <w:t xml:space="preserve">carbohydrate one. It rests on 78 people in a single cohort, because it requires a</w:t>
+      </w:r>
+      <w:r>
+        <w:t xml:space="preserve"> </w:t>
+      </w:r>
+      <w:r>
+        <w:t xml:space="preserve">correction whose effect is attributable, and that requires no algorithm to be</w:t>
+      </w:r>
+      <w:r>
+        <w:t xml:space="preserve"> </w:t>
+      </w:r>
+      <w:r>
+        <w:t xml:space="preserve">running. The carbohydrate constant rests on 742 people across cohorts. The</w:t>
+      </w:r>
+      <w:r>
+        <w:t xml:space="preserve"> </w:t>
+      </w:r>
+      <w:r>
+        <w:t xml:space="preserve">intervals reflect this and the sensitivity interval is correspondingly wide.</w:t>
       </w:r>
     </w:p>
     <w:p>
@@ -6950,43 +6563,37 @@
         <w:t xml:space="preserve"> </w:t>
       </w:r>
       <w:r>
-        <w:t xml:space="preserve">form is not supported once age is held constant. A sensitivity constant can be</w:t>
-      </w:r>
-      <w:r>
-        <w:t xml:space="preserve"> </w:t>
-      </w:r>
-      <w:r>
-        <w:t xml:space="preserve">fitted from observed glucose response, at 880 divided by daily dose across 1,613</w:t>
-      </w:r>
-      <w:r>
-        <w:t xml:space="preserve"> </w:t>
-      </w:r>
-      <w:r>
-        <w:t xml:space="preserve">people, and it predicts held-out overnight falls to 23.4 mg/dL. It is 46% of the</w:t>
-      </w:r>
-      <w:r>
-        <w:t xml:space="preserve"> </w:t>
-      </w:r>
-      <w:r>
-        <w:t xml:space="preserve">constant people enter, because it is the marginal fall per unit against each</w:t>
-      </w:r>
-      <w:r>
-        <w:t xml:space="preserve"> </w:t>
-      </w:r>
-      <w:r>
-        <w:t xml:space="preserve">person’s own baseline while a settings file encodes the total expected fall. It is</w:t>
-      </w:r>
-      <w:r>
-        <w:t xml:space="preserve"> </w:t>
-      </w:r>
-      <w:r>
-        <w:t xml:space="preserve">not universal, spanning 423 to 1433 between cohorts at a fixed exponent, so it is</w:t>
-      </w:r>
-      <w:r>
-        <w:t xml:space="preserve"> </w:t>
-      </w:r>
-      <w:r>
-        <w:t xml:space="preserve">a population starting value rather than a law.</w:t>
+        <w:t xml:space="preserve">form is not supported once age is held constant. Measured directly from isolated</w:t>
+      </w:r>
+      <w:r>
+        <w:t xml:space="preserve"> </w:t>
+      </w:r>
+      <w:r>
+        <w:t xml:space="preserve">overnight corrections where no algorithm was intervening, the sensitivity constant</w:t>
+      </w:r>
+      <w:r>
+        <w:t xml:space="preserve"> </w:t>
+      </w:r>
+      <w:r>
+        <w:t xml:space="preserve">is 1558 with an interval of 1319 to 1737, which covers Walsh’s 1700 and sits below</w:t>
+      </w:r>
+      <w:r>
+        <w:t xml:space="preserve"> </w:t>
+      </w:r>
+      <w:r>
+        <w:t xml:space="preserve">the 1915 people enter. Of the three rules, sensitivity is therefore the one whose</w:t>
+      </w:r>
+      <w:r>
+        <w:t xml:space="preserve"> </w:t>
+      </w:r>
+      <w:r>
+        <w:t xml:space="preserve">original constant survives measurement, and the carbohydrate ratio is the one that</w:t>
+      </w:r>
+      <w:r>
+        <w:t xml:space="preserve"> </w:t>
+      </w:r>
+      <w:r>
+        <w:t xml:space="preserve">does not.</w:t>
       </w:r>
     </w:p>
     <w:bookmarkEnd w:id="31"/>

--- a/docs/Preprint-Walsh-Dosing-Constants-2026-08-26.docx
+++ b/docs/Preprint-Walsh-Dosing-Constants-2026-08-26.docx
@@ -203,19 +203,31 @@
         <w:t xml:space="preserve"> </w:t>
       </w:r>
       <w:r>
-        <w:t xml:space="preserve">the open-loop cohort, with a six-hour window, the fall was 31.6 mg/dL per unit</w:t>
-      </w:r>
-      <w:r>
-        <w:t xml:space="preserve"> </w:t>
-      </w:r>
-      <w:r>
-        <w:t xml:space="preserve">given and the constant 1558 (1319 to 1737) in 78 people over 422 nights, an</w:t>
-      </w:r>
-      <w:r>
-        <w:t xml:space="preserve"> </w:t>
-      </w:r>
-      <w:r>
-        <w:t xml:space="preserve">interval that covers Walsh’s 1700 and lies below the 1915 people enter.</w:t>
+        <w:t xml:space="preserve">the open-loop cohort, with a six-hour window, the constant was 1483 (1291 to</w:t>
+      </w:r>
+      <w:r>
+        <w:t xml:space="preserve"> </w:t>
+      </w:r>
+      <w:r>
+        <w:t xml:space="preserve">1654) in 136 people, an interval covering Walsh’s 1700 and lying below the 1915</w:t>
+      </w:r>
+      <w:r>
+        <w:t xml:space="preserve"> </w:t>
+      </w:r>
+      <w:r>
+        <w:t xml:space="preserve">people enter. Measured in the paediatric cohorts it was around 2744, so the</w:t>
+      </w:r>
+      <w:r>
+        <w:t xml:space="preserve"> </w:t>
+      </w:r>
+      <w:r>
+        <w:t xml:space="preserve">age effect is confirmed independently of settings and is larger in measurement,</w:t>
+      </w:r>
+      <w:r>
+        <w:t xml:space="preserve"> </w:t>
+      </w:r>
+      <w:r>
+        <w:t xml:space="preserve">at a ratio near 1.6 against 1.25 entered.</w:t>
       </w:r>
     </w:p>
     <w:bookmarkStart w:id="9" w:name="introduction"/>
@@ -5506,16 +5518,18 @@
     <w:tbl>
       <w:tblPr>
         <w:tblStyle w:val="Table"/>
-        <w:tblW w:type="auto" w:w="0"/>
+        <w:tblW w:type="pct" w:w="5000"/>
+        <w:tblLayout w:type="fixed"/>
         <w:tblLook w:firstRow="1" w:lastRow="0" w:firstColumn="0" w:lastColumn="0" w:noHBand="0" w:noVBand="0" w:val="0020"/>
       </w:tblPr>
       <w:tblGrid>
-        <w:gridCol w:w="1320"/>
-        <w:gridCol w:w="1320"/>
-        <w:gridCol w:w="1320"/>
-        <w:gridCol w:w="1320"/>
-        <w:gridCol w:w="1320"/>
-        <w:gridCol w:w="1320"/>
+        <w:gridCol w:w="1131"/>
+        <w:gridCol w:w="1131"/>
+        <w:gridCol w:w="1131"/>
+        <w:gridCol w:w="1131"/>
+        <w:gridCol w:w="1131"/>
+        <w:gridCol w:w="1131"/>
+        <w:gridCol w:w="1131"/>
       </w:tblGrid>
       <w:tr>
         <w:trPr>
@@ -5539,6 +5553,17 @@
               <w:pStyle w:val="Compact"/>
             </w:pPr>
             <w:r>
+              <w:t xml:space="preserve">Ages</w:t>
+            </w:r>
+          </w:p>
+        </w:tc>
+        <w:tc>
+          <w:tcPr/>
+          <w:p>
+            <w:pPr>
+              <w:pStyle w:val="Compact"/>
+            </w:pPr>
+            <w:r>
               <w:t xml:space="preserve">People</w:t>
             </w:r>
           </w:p>
@@ -5607,51 +5632,62 @@
               <w:pStyle w:val="Compact"/>
             </w:pPr>
             <w:r>
-              <w:t xml:space="preserve">78</w:t>
-            </w:r>
-          </w:p>
-        </w:tc>
-        <w:tc>
-          <w:tcPr/>
-          <w:p>
-            <w:pPr>
-              <w:pStyle w:val="Compact"/>
-            </w:pPr>
-            <w:r>
-              <w:t xml:space="preserve">422</w:t>
-            </w:r>
-          </w:p>
-        </w:tc>
-        <w:tc>
-          <w:tcPr/>
-          <w:p>
-            <w:pPr>
-              <w:pStyle w:val="Compact"/>
-            </w:pPr>
-            <w:r>
-              <w:t xml:space="preserve">31.6</w:t>
-            </w:r>
-          </w:p>
-        </w:tc>
-        <w:tc>
-          <w:tcPr/>
-          <w:p>
-            <w:pPr>
-              <w:pStyle w:val="Compact"/>
-            </w:pPr>
-            <w:r>
-              <w:t xml:space="preserve">1558</w:t>
-            </w:r>
-          </w:p>
-        </w:tc>
-        <w:tc>
-          <w:tcPr/>
-          <w:p>
-            <w:pPr>
-              <w:pStyle w:val="Compact"/>
-            </w:pPr>
-            <w:r>
-              <w:t xml:space="preserve">1319 to 1737</w:t>
+              <w:t xml:space="preserve">adult</w:t>
+            </w:r>
+          </w:p>
+        </w:tc>
+        <w:tc>
+          <w:tcPr/>
+          <w:p>
+            <w:pPr>
+              <w:pStyle w:val="Compact"/>
+            </w:pPr>
+            <w:r>
+              <w:t xml:space="preserve">136</w:t>
+            </w:r>
+          </w:p>
+        </w:tc>
+        <w:tc>
+          <w:tcPr/>
+          <w:p>
+            <w:pPr>
+              <w:pStyle w:val="Compact"/>
+            </w:pPr>
+            <w:r>
+              <w:t xml:space="preserve">500</w:t>
+            </w:r>
+          </w:p>
+        </w:tc>
+        <w:tc>
+          <w:tcPr/>
+          <w:p>
+            <w:pPr>
+              <w:pStyle w:val="Compact"/>
+            </w:pPr>
+            <w:r>
+              <w:t xml:space="preserve">34.6</w:t>
+            </w:r>
+          </w:p>
+        </w:tc>
+        <w:tc>
+          <w:tcPr/>
+          <w:p>
+            <w:pPr>
+              <w:pStyle w:val="Compact"/>
+            </w:pPr>
+            <w:r>
+              <w:t xml:space="preserve">1483</w:t>
+            </w:r>
+          </w:p>
+        </w:tc>
+        <w:tc>
+          <w:tcPr/>
+          <w:p>
+            <w:pPr>
+              <w:pStyle w:val="Compact"/>
+            </w:pPr>
+            <w:r>
+              <w:t xml:space="preserve">1291 to 1654</w:t>
             </w:r>
           </w:p>
         </w:tc>
@@ -5664,6 +5700,85 @@
               <w:pStyle w:val="Compact"/>
             </w:pPr>
             <w:r>
+              <w:t xml:space="preserve">DCLP3, Control-IQ</w:t>
+            </w:r>
+          </w:p>
+        </w:tc>
+        <w:tc>
+          <w:tcPr/>
+          <w:p>
+            <w:pPr>
+              <w:pStyle w:val="Compact"/>
+            </w:pPr>
+            <w:r>
+              <w:t xml:space="preserve">14+</w:t>
+            </w:r>
+          </w:p>
+        </w:tc>
+        <w:tc>
+          <w:tcPr/>
+          <w:p>
+            <w:pPr>
+              <w:pStyle w:val="Compact"/>
+            </w:pPr>
+            <w:r>
+              <w:t xml:space="preserve">52</w:t>
+            </w:r>
+          </w:p>
+        </w:tc>
+        <w:tc>
+          <w:tcPr/>
+          <w:p>
+            <w:pPr>
+              <w:pStyle w:val="Compact"/>
+            </w:pPr>
+            <w:r>
+              <w:t xml:space="preserve">79</w:t>
+            </w:r>
+          </w:p>
+        </w:tc>
+        <w:tc>
+          <w:tcPr/>
+          <w:p>
+            <w:pPr>
+              <w:pStyle w:val="Compact"/>
+            </w:pPr>
+            <w:r>
+              <w:t xml:space="preserve">36.8</w:t>
+            </w:r>
+          </w:p>
+        </w:tc>
+        <w:tc>
+          <w:tcPr/>
+          <w:p>
+            <w:pPr>
+              <w:pStyle w:val="Compact"/>
+            </w:pPr>
+            <w:r>
+              <w:t xml:space="preserve">1715</w:t>
+            </w:r>
+          </w:p>
+        </w:tc>
+        <w:tc>
+          <w:tcPr/>
+          <w:p>
+            <w:pPr>
+              <w:pStyle w:val="Compact"/>
+            </w:pPr>
+            <w:r>
+              <w:t xml:space="preserve">1407 to 2078</w:t>
+            </w:r>
+          </w:p>
+        </w:tc>
+      </w:tr>
+      <w:tr>
+        <w:tc>
+          <w:tcPr/>
+          <w:p>
+            <w:pPr>
+              <w:pStyle w:val="Compact"/>
+            </w:pPr>
+            <w:r>
               <w:t xml:space="preserve">Loop, DIY closed loop</w:t>
             </w:r>
           </w:p>
@@ -5675,51 +5790,220 @@
               <w:pStyle w:val="Compact"/>
             </w:pPr>
             <w:r>
-              <w:t xml:space="preserve">80</w:t>
-            </w:r>
-          </w:p>
-        </w:tc>
-        <w:tc>
-          <w:tcPr/>
-          <w:p>
-            <w:pPr>
-              <w:pStyle w:val="Compact"/>
-            </w:pPr>
-            <w:r>
-              <w:t xml:space="preserve">365</w:t>
-            </w:r>
-          </w:p>
-        </w:tc>
-        <w:tc>
-          <w:tcPr/>
-          <w:p>
-            <w:pPr>
-              <w:pStyle w:val="Compact"/>
-            </w:pPr>
-            <w:r>
-              <w:t xml:space="preserve">42.0</w:t>
-            </w:r>
-          </w:p>
-        </w:tc>
-        <w:tc>
-          <w:tcPr/>
-          <w:p>
-            <w:pPr>
-              <w:pStyle w:val="Compact"/>
-            </w:pPr>
-            <w:r>
-              <w:t xml:space="preserve">1947</w:t>
-            </w:r>
-          </w:p>
-        </w:tc>
-        <w:tc>
-          <w:tcPr/>
-          <w:p>
-            <w:pPr>
-              <w:pStyle w:val="Compact"/>
-            </w:pPr>
-            <w:r>
-              <w:t xml:space="preserve">1660 to 2249</w:t>
+              <w:t xml:space="preserve">mixed</w:t>
+            </w:r>
+          </w:p>
+        </w:tc>
+        <w:tc>
+          <w:tcPr/>
+          <w:p>
+            <w:pPr>
+              <w:pStyle w:val="Compact"/>
+            </w:pPr>
+            <w:r>
+              <w:t xml:space="preserve">261</w:t>
+            </w:r>
+          </w:p>
+        </w:tc>
+        <w:tc>
+          <w:tcPr/>
+          <w:p>
+            <w:pPr>
+              <w:pStyle w:val="Compact"/>
+            </w:pPr>
+            <w:r>
+              <w:t xml:space="preserve">565</w:t>
+            </w:r>
+          </w:p>
+        </w:tc>
+        <w:tc>
+          <w:tcPr/>
+          <w:p>
+            <w:pPr>
+              <w:pStyle w:val="Compact"/>
+            </w:pPr>
+            <w:r>
+              <w:t xml:space="preserve">46.0</w:t>
+            </w:r>
+          </w:p>
+        </w:tc>
+        <w:tc>
+          <w:tcPr/>
+          <w:p>
+            <w:pPr>
+              <w:pStyle w:val="Compact"/>
+            </w:pPr>
+            <w:r>
+              <w:t xml:space="preserve">1896</w:t>
+            </w:r>
+          </w:p>
+        </w:tc>
+        <w:tc>
+          <w:tcPr/>
+          <w:p>
+            <w:pPr>
+              <w:pStyle w:val="Compact"/>
+            </w:pPr>
+            <w:r>
+              <w:t xml:space="preserve">1751 to 2096</w:t>
+            </w:r>
+          </w:p>
+        </w:tc>
+      </w:tr>
+      <w:tr>
+        <w:tc>
+          <w:tcPr/>
+          <w:p>
+            <w:pPr>
+              <w:pStyle w:val="Compact"/>
+            </w:pPr>
+            <w:r>
+              <w:t xml:space="preserve">DCLP5, Control-IQ</w:t>
+            </w:r>
+          </w:p>
+        </w:tc>
+        <w:tc>
+          <w:tcPr/>
+          <w:p>
+            <w:pPr>
+              <w:pStyle w:val="Compact"/>
+            </w:pPr>
+            <w:r>
+              <w:t xml:space="preserve">6 to 13</w:t>
+            </w:r>
+          </w:p>
+        </w:tc>
+        <w:tc>
+          <w:tcPr/>
+          <w:p>
+            <w:pPr>
+              <w:pStyle w:val="Compact"/>
+            </w:pPr>
+            <w:r>
+              <w:t xml:space="preserve">30</w:t>
+            </w:r>
+          </w:p>
+        </w:tc>
+        <w:tc>
+          <w:tcPr/>
+          <w:p>
+            <w:pPr>
+              <w:pStyle w:val="Compact"/>
+            </w:pPr>
+            <w:r>
+              <w:t xml:space="preserve">54</w:t>
+            </w:r>
+          </w:p>
+        </w:tc>
+        <w:tc>
+          <w:tcPr/>
+          <w:p>
+            <w:pPr>
+              <w:pStyle w:val="Compact"/>
+            </w:pPr>
+            <w:r>
+              <w:t xml:space="preserve">62.1</w:t>
+            </w:r>
+          </w:p>
+        </w:tc>
+        <w:tc>
+          <w:tcPr/>
+          <w:p>
+            <w:pPr>
+              <w:pStyle w:val="Compact"/>
+            </w:pPr>
+            <w:r>
+              <w:t xml:space="preserve">2749</w:t>
+            </w:r>
+          </w:p>
+        </w:tc>
+        <w:tc>
+          <w:tcPr/>
+          <w:p>
+            <w:pPr>
+              <w:pStyle w:val="Compact"/>
+            </w:pPr>
+            <w:r>
+              <w:t xml:space="preserve">1907 to 3309</w:t>
+            </w:r>
+          </w:p>
+        </w:tc>
+      </w:tr>
+      <w:tr>
+        <w:tc>
+          <w:tcPr/>
+          <w:p>
+            <w:pPr>
+              <w:pStyle w:val="Compact"/>
+            </w:pPr>
+            <w:r>
+              <w:t xml:space="preserve">PEDAP, Control-IQ</w:t>
+            </w:r>
+          </w:p>
+        </w:tc>
+        <w:tc>
+          <w:tcPr/>
+          <w:p>
+            <w:pPr>
+              <w:pStyle w:val="Compact"/>
+            </w:pPr>
+            <w:r>
+              <w:t xml:space="preserve">2 to 5</w:t>
+            </w:r>
+          </w:p>
+        </w:tc>
+        <w:tc>
+          <w:tcPr/>
+          <w:p>
+            <w:pPr>
+              <w:pStyle w:val="Compact"/>
+            </w:pPr>
+            <w:r>
+              <w:t xml:space="preserve">47</w:t>
+            </w:r>
+          </w:p>
+        </w:tc>
+        <w:tc>
+          <w:tcPr/>
+          <w:p>
+            <w:pPr>
+              <w:pStyle w:val="Compact"/>
+            </w:pPr>
+            <w:r>
+              <w:t xml:space="preserve">93</w:t>
+            </w:r>
+          </w:p>
+        </w:tc>
+        <w:tc>
+          <w:tcPr/>
+          <w:p>
+            <w:pPr>
+              <w:pStyle w:val="Compact"/>
+            </w:pPr>
+            <w:r>
+              <w:t xml:space="preserve">197.8</w:t>
+            </w:r>
+          </w:p>
+        </w:tc>
+        <w:tc>
+          <w:tcPr/>
+          <w:p>
+            <w:pPr>
+              <w:pStyle w:val="Compact"/>
+            </w:pPr>
+            <w:r>
+              <w:t xml:space="preserve">2744</w:t>
+            </w:r>
+          </w:p>
+        </w:tc>
+        <w:tc>
+          <w:tcPr/>
+          <w:p>
+            <w:pPr>
+              <w:pStyle w:val="Compact"/>
+            </w:pPr>
+            <w:r>
+              <w:t xml:space="preserve">2157 to 2962</w:t>
             </w:r>
           </w:p>
         </w:tc>
@@ -5730,37 +6014,43 @@
         <w:pStyle w:val="BodyText"/>
       </w:pPr>
       <w:r>
-        <w:t xml:space="preserve">REPLACE-BG is the cohort to read. It is the only one in which nothing but the</w:t>
-      </w:r>
-      <w:r>
-        <w:t xml:space="preserve"> </w:t>
-      </w:r>
-      <w:r>
-        <w:t xml:space="preserve">person’s own correction and their programmed basal is acting during the window,</w:t>
-      </w:r>
-      <w:r>
-        <w:t xml:space="preserve"> </w:t>
-      </w:r>
-      <w:r>
-        <w:t xml:space="preserve">so the fall can be attributed to the dose. Its interval covers Walsh’s 1700 and</w:t>
-      </w:r>
-      <w:r>
-        <w:t xml:space="preserve"> </w:t>
-      </w:r>
-      <w:r>
-        <w:t xml:space="preserve">lies below the 1915 those people and their peers have entered, which says that</w:t>
-      </w:r>
-      <w:r>
-        <w:t xml:space="preserve"> </w:t>
-      </w:r>
-      <w:r>
-        <w:t xml:space="preserve">entered settings are slightly weak rather than substantially so: a correction</w:t>
-      </w:r>
-      <w:r>
-        <w:t xml:space="preserve"> </w:t>
-      </w:r>
-      <w:r>
-        <w:t xml:space="preserve">delivers a little more than the setting predicts.</w:t>
+        <w:t xml:space="preserve">The dose threshold is 2.5% of each person’s own daily dose rather than a flat</w:t>
+      </w:r>
+      <w:r>
+        <w:t xml:space="preserve"> </w:t>
+      </w:r>
+      <w:r>
+        <w:t xml:space="preserve">number of units, which is 1.0 U at a daily dose of 40 and 0.34 U at 13.5. A flat</w:t>
+      </w:r>
+      <w:r>
+        <w:t xml:space="preserve"> </w:t>
+      </w:r>
+      <w:r>
+        <w:t xml:space="preserve">threshold of 1 U silently excluded the youngest cohorts, keeping 11 of PEDAP’s 295</w:t>
+      </w:r>
+      <w:r>
+        <w:t xml:space="preserve"> </w:t>
+      </w:r>
+      <w:r>
+        <w:t xml:space="preserve">isolated corrections, and those cohorts carry the only measured check on the age</w:t>
+      </w:r>
+      <w:r>
+        <w:t xml:space="preserve"> </w:t>
+      </w:r>
+      <w:r>
+        <w:t xml:space="preserve">pattern. IOBP2 cannot be measured at all: the bionic pancreas doses through</w:t>
+      </w:r>
+      <w:r>
+        <w:t xml:space="preserve"> </w:t>
+      </w:r>
+      <w:r>
+        <w:t xml:space="preserve">automatic micro-boluses and there is no user correction to isolate, leaving 2</w:t>
+      </w:r>
+      <w:r>
+        <w:t xml:space="preserve"> </w:t>
+      </w:r>
+      <w:r>
+        <w:t xml:space="preserve">qualifying nights from 343 people.</w:t>
       </w:r>
     </w:p>
     <w:p>
@@ -5768,25 +6058,157 @@
         <w:pStyle w:val="BodyText"/>
       </w:pPr>
       <w:r>
-        <w:t xml:space="preserve">The Loop figure of 1947 is larger and should not be read as a sensitivity. The</w:t>
-      </w:r>
-      <w:r>
-        <w:t xml:space="preserve"> </w:t>
-      </w:r>
-      <w:r>
-        <w:t xml:space="preserve">algorithm continues to act throughout the window, so part of that fall is the</w:t>
-      </w:r>
-      <w:r>
-        <w:t xml:space="preserve"> </w:t>
-      </w:r>
-      <w:r>
-        <w:t xml:space="preserve">controller’s work rather than the bolus, and the estimate is biased upward for the</w:t>
-      </w:r>
-      <w:r>
-        <w:t xml:space="preserve"> </w:t>
-      </w:r>
-      <w:r>
-        <w:t xml:space="preserve">same reason the matched estimator was biased downward.</w:t>
+        <w:t xml:space="preserve">REPLACE-BG is the cohort to read for the level. It is the only one in which</w:t>
+      </w:r>
+      <w:r>
+        <w:t xml:space="preserve"> </w:t>
+      </w:r>
+      <w:r>
+        <w:t xml:space="preserve">nothing but the person’s own correction and their programmed basal is acting, so</w:t>
+      </w:r>
+      <w:r>
+        <w:t xml:space="preserve"> </w:t>
+      </w:r>
+      <w:r>
+        <w:t xml:space="preserve">the fall can be attributed to the dose. Its interval covers Walsh’s 1700 and lies</w:t>
+      </w:r>
+      <w:r>
+        <w:t xml:space="preserve"> </w:t>
+      </w:r>
+      <w:r>
+        <w:t xml:space="preserve">below the 1915 those people and their peers have entered, which says entered</w:t>
+      </w:r>
+      <w:r>
+        <w:t xml:space="preserve"> </w:t>
+      </w:r>
+      <w:r>
+        <w:t xml:space="preserve">settings are slightly weak: a correction delivers a little more than the setting</w:t>
+      </w:r>
+      <w:r>
+        <w:t xml:space="preserve"> </w:t>
+      </w:r>
+      <w:r>
+        <w:t xml:space="preserve">predicts.</w:t>
+      </w:r>
+    </w:p>
+    <w:p>
+      <w:pPr>
+        <w:pStyle w:val="BodyText"/>
+      </w:pPr>
+      <w:r>
+        <w:t xml:space="preserve">Every closed-loop cohort is biased upward, because the algorithm continues to act</w:t>
+      </w:r>
+      <w:r>
+        <w:t xml:space="preserve"> </w:t>
+      </w:r>
+      <w:r>
+        <w:t xml:space="preserve">through the window and part of the fall is the controller rather than the bolus.</w:t>
+      </w:r>
+      <w:r>
+        <w:t xml:space="preserve"> </w:t>
+      </w:r>
+      <w:r>
+        <w:t xml:space="preserve">The size of that bias can be approximated. DCLP3 and REPLACE-BG are both adult</w:t>
+      </w:r>
+      <w:r>
+        <w:t xml:space="preserve"> </w:t>
+      </w:r>
+      <w:r>
+        <w:t xml:space="preserve">cohorts, and DCLP3 sits 16% higher at 1715 against 1483, which is the only handle</w:t>
+      </w:r>
+      <w:r>
+        <w:t xml:space="preserve"> </w:t>
+      </w:r>
+      <w:r>
+        <w:t xml:space="preserve">this data offers on the magnitude. It rests on two cohorts that differ in more</w:t>
+      </w:r>
+      <w:r>
+        <w:t xml:space="preserve"> </w:t>
+      </w:r>
+      <w:r>
+        <w:t xml:space="preserve">than their automation, so it is an indication rather than a correction factor.</w:t>
+      </w:r>
+    </w:p>
+    <w:p>
+      <w:pPr>
+        <w:pStyle w:val="BodyText"/>
+      </w:pPr>
+      <w:r>
+        <w:t xml:space="preserve">That approximation matters for the age question, because both paediatric cohorts</w:t>
+      </w:r>
+      <w:r>
+        <w:t xml:space="preserve"> </w:t>
+      </w:r>
+      <w:r>
+        <w:t xml:space="preserve">run Control-IQ and neither has an open-loop counterpart. Taking their figures at</w:t>
+      </w:r>
+      <w:r>
+        <w:t xml:space="preserve"> </w:t>
+      </w:r>
+      <w:r>
+        <w:t xml:space="preserve">face value gives 2749 and 2744 against an adult 1483, and discounting them by 16%</w:t>
+      </w:r>
+      <w:r>
+        <w:t xml:space="preserve"> </w:t>
+      </w:r>
+      <w:r>
+        <w:t xml:space="preserve">gives roughly 2370 against 1483. Either way the measured constant is around 1.6</w:t>
+      </w:r>
+      <w:r>
+        <w:t xml:space="preserve"> </w:t>
+      </w:r>
+      <w:r>
+        <w:t xml:space="preserve">times higher in children than in adults.</w:t>
+      </w:r>
+    </w:p>
+    <w:p>
+      <w:pPr>
+        <w:pStyle w:val="BodyText"/>
+      </w:pPr>
+      <w:r>
+        <w:t xml:space="preserve">That is the same direction as the entered settings and a larger gap. Entered, the</w:t>
+      </w:r>
+      <w:r>
+        <w:t xml:space="preserve"> </w:t>
+      </w:r>
+      <w:r>
+        <w:t xml:space="preserve">ratio of the under-18 constant to the adult one is 2390 to 1915, or 1.25. Measured,</w:t>
+      </w:r>
+      <w:r>
+        <w:t xml:space="preserve"> </w:t>
+      </w:r>
+      <w:r>
+        <w:t xml:space="preserve">it is nearer 1.6. So paediatric settings reproduce the direction of the age effect</w:t>
+      </w:r>
+      <w:r>
+        <w:t xml:space="preserve"> </w:t>
+      </w:r>
+      <w:r>
+        <w:t xml:space="preserve">and understate its size, and children appear to be more sensitive than their own</w:t>
+      </w:r>
+      <w:r>
+        <w:t xml:space="preserve"> </w:t>
+      </w:r>
+      <w:r>
+        <w:t xml:space="preserve">settings record. This is the only place in this analysis where measurement and</w:t>
+      </w:r>
+      <w:r>
+        <w:t xml:space="preserve"> </w:t>
+      </w:r>
+      <w:r>
+        <w:t xml:space="preserve">entered settings disagree about something other than level, and it is the strongest</w:t>
+      </w:r>
+      <w:r>
+        <w:t xml:space="preserve"> </w:t>
+      </w:r>
+      <w:r>
+        <w:t xml:space="preserve">form of the age finding because it does not depend on what anybody typed into a</w:t>
+      </w:r>
+      <w:r>
+        <w:t xml:space="preserve"> </w:t>
+      </w:r>
+      <w:r>
+        <w:t xml:space="preserve">pump.</w:t>
       </w:r>
     </w:p>
     <w:p>
@@ -6175,7 +6597,7 @@
         <w:t xml:space="preserve"> </w:t>
       </w:r>
       <w:r>
-        <w:t xml:space="preserve">is 1558 with an interval of 1319 to 1737, which covers Walsh’s 1700. What people</w:t>
+        <w:t xml:space="preserve">is 1483 with an interval of 1291 to 1654, which covers Walsh’s 1700. What people</w:t>
       </w:r>
       <w:r>
         <w:t xml:space="preserve"> </w:t>
@@ -6187,7 +6609,25 @@
         <w:t xml:space="preserve"> </w:t>
       </w:r>
       <w:r>
-        <w:t xml:space="preserve">a correction delivers a little more than the setting predicts. The carbohydrate</w:t>
+        <w:t xml:space="preserve">a correction delivers a little more than the setting predicts. In the paediatric</w:t>
+      </w:r>
+      <w:r>
+        <w:t xml:space="preserve"> </w:t>
+      </w:r>
+      <w:r>
+        <w:t xml:space="preserve">cohorts the measured constant is near 2744, so the age pattern found in entered</w:t>
+      </w:r>
+      <w:r>
+        <w:t xml:space="preserve"> </w:t>
+      </w:r>
+      <w:r>
+        <w:t xml:space="preserve">settings is reproduced by measurement and is larger there, at a ratio near 1.6</w:t>
+      </w:r>
+      <w:r>
+        <w:t xml:space="preserve"> </w:t>
+      </w:r>
+      <w:r>
+        <w:t xml:space="preserve">against 1.25. The carbohydrate</w:t>
       </w:r>
       <w:r>
         <w:t xml:space="preserve"> </w:t>
@@ -6245,19 +6685,31 @@
         <w:t xml:space="preserve"> </w:t>
       </w:r>
       <w:r>
-        <w:t xml:space="preserve">carbohydrate one. It rests on 78 people in a single cohort, because it requires a</w:t>
-      </w:r>
-      <w:r>
-        <w:t xml:space="preserve"> </w:t>
-      </w:r>
-      <w:r>
-        <w:t xml:space="preserve">correction whose effect is attributable, and that requires no algorithm to be</w:t>
-      </w:r>
-      <w:r>
-        <w:t xml:space="preserve"> </w:t>
-      </w:r>
-      <w:r>
-        <w:t xml:space="preserve">running. The carbohydrate constant rests on 742 people across cohorts. The</w:t>
+        <w:t xml:space="preserve">carbohydrate one. The level rests on 136 people in a single cohort,</w:t>
+      </w:r>
+      <w:r>
+        <w:t xml:space="preserve"> </w:t>
+      </w:r>
+      <w:r>
+        <w:t xml:space="preserve">because attributing a fall to a dose requires no algorithm to be running, and the</w:t>
+      </w:r>
+      <w:r>
+        <w:t xml:space="preserve"> </w:t>
+      </w:r>
+      <w:r>
+        <w:t xml:space="preserve">age comparison rests on paediatric cohorts that are all closed loop and therefore</w:t>
+      </w:r>
+      <w:r>
+        <w:t xml:space="preserve"> </w:t>
+      </w:r>
+      <w:r>
+        <w:t xml:space="preserve">biased upward by an amount estimated from a single adult pair. The carbohydrate</w:t>
+      </w:r>
+      <w:r>
+        <w:t xml:space="preserve"> </w:t>
+      </w:r>
+      <w:r>
+        <w:t xml:space="preserve">constant rests on 742 people across cohorts. The</w:t>
       </w:r>
       <w:r>
         <w:t xml:space="preserve"> </w:t>
@@ -6575,13 +7027,19 @@
         <w:t xml:space="preserve"> </w:t>
       </w:r>
       <w:r>
-        <w:t xml:space="preserve">is 1558 with an interval of 1319 to 1737, which covers Walsh’s 1700 and sits below</w:t>
-      </w:r>
-      <w:r>
-        <w:t xml:space="preserve"> </w:t>
-      </w:r>
-      <w:r>
-        <w:t xml:space="preserve">the 1915 people enter. Of the three rules, sensitivity is therefore the one whose</w:t>
+        <w:t xml:space="preserve">is 1483 with an interval of 1291 to 1654, which covers Walsh’s 1700 and sits below</w:t>
+      </w:r>
+      <w:r>
+        <w:t xml:space="preserve"> </w:t>
+      </w:r>
+      <w:r>
+        <w:t xml:space="preserve">the 1915 people enter, and it is around 1.6 times higher in children than adults</w:t>
+      </w:r>
+      <w:r>
+        <w:t xml:space="preserve"> </w:t>
+      </w:r>
+      <w:r>
+        <w:t xml:space="preserve">against 1.25 in entered settings. Of the three rules, sensitivity is therefore the one whose</w:t>
       </w:r>
       <w:r>
         <w:t xml:space="preserve"> </w:t>
